--- a/EDurring_CMSC203_Assignment2_Implementation_Documentation.docx
+++ b/EDurring_CMSC203_Assignment2_Implementation_Documentation.docx
@@ -5,66 +5,38 @@
     <w:p>
       <w:pPr>
         <w:jc w:val="center"/>
-        <w:rPr>
-          <w:b/>
-        </w:rPr>
-      </w:pPr>
-      <w:r>
-        <w:rPr>
-          <w:b/>
-        </w:rPr>
+      </w:pPr>
+      <w:r>
         <w:t>CMSC20</w:t>
       </w:r>
       <w:r>
-        <w:rPr>
-          <w:b/>
-        </w:rPr>
         <w:t>3</w:t>
       </w:r>
       <w:r>
-        <w:rPr>
-          <w:b/>
-        </w:rPr>
         <w:t xml:space="preserve"> </w:t>
       </w:r>
       <w:r>
-        <w:rPr>
-          <w:b/>
-        </w:rPr>
         <w:t xml:space="preserve">Assignment </w:t>
       </w:r>
       <w:r>
-        <w:rPr>
-          <w:b/>
-        </w:rPr>
         <w:t xml:space="preserve">2 </w:t>
       </w:r>
       <w:r>
-        <w:rPr>
-          <w:b/>
-        </w:rPr>
         <w:t>Implementation</w:t>
       </w:r>
       <w:r>
-        <w:rPr>
-          <w:b/>
-        </w:rPr>
         <w:t xml:space="preserve"> (Documentation)</w:t>
       </w:r>
     </w:p>
     <w:p>
       <w:pPr>
         <w:jc w:val="center"/>
-        <w:rPr>
-          <w:b/>
-        </w:rPr>
       </w:pPr>
     </w:p>
     <w:p>
       <w:pPr>
         <w:ind w:left="360"/>
         <w:rPr>
-          <w:rFonts w:ascii="Arial" w:hAnsi="Arial" w:cs="Arial"/>
           <w:color w:val="000000"/>
         </w:rPr>
       </w:pPr>
@@ -113,22 +85,13 @@
     <w:p>
       <w:pPr>
         <w:jc w:val="center"/>
-        <w:rPr>
-          <w:b/>
-        </w:rPr>
-      </w:pPr>
-    </w:p>
-    <w:p>
-      <w:r>
-        <w:rPr>
-          <w:b/>
-        </w:rPr>
+      </w:pPr>
+    </w:p>
+    <w:p>
+      <w:r>
         <w:t xml:space="preserve">Part1: </w:t>
       </w:r>
       <w:r>
-        <w:rPr>
-          <w:b/>
-        </w:rPr>
         <w:t xml:space="preserve">Pseudo Code: </w:t>
       </w:r>
       <w:r>
@@ -149,85 +112,49 @@
     </w:p>
     <w:p>
       <w:r>
-        <w:rPr>
-          <w:sz w:val="22"/>
-        </w:rPr>
         <w:t>1. Start program.</w:t>
       </w:r>
       <w:r>
-        <w:rPr>
-          <w:sz w:val="22"/>
-        </w:rPr>
         <w:br/>
         <w:t>2. Create the JavaFX window.</w:t>
       </w:r>
       <w:r>
-        <w:rPr>
-          <w:sz w:val="22"/>
-        </w:rPr>
         <w:br/>
         <w:t>3. Create text fields for patient information.</w:t>
       </w:r>
       <w:r>
-        <w:rPr>
-          <w:sz w:val="22"/>
-        </w:rPr>
         <w:br/>
         <w:t>4. Create text fields for three procedures.</w:t>
       </w:r>
       <w:r>
-        <w:rPr>
-          <w:sz w:val="22"/>
-        </w:rPr>
         <w:br/>
         <w:t>5. When Save Patient is clicked, store the patient information.</w:t>
       </w:r>
       <w:r>
-        <w:rPr>
-          <w:sz w:val="22"/>
-        </w:rPr>
         <w:br/>
         <w:t>6. When Save Procedure is clicked, store that procedure's information.</w:t>
       </w:r>
       <w:r>
-        <w:rPr>
-          <w:sz w:val="22"/>
-        </w:rPr>
         <w:br/>
         <w:t>7. When Show Output is clicked:</w:t>
       </w:r>
       <w:r>
-        <w:rPr>
-          <w:sz w:val="22"/>
-        </w:rPr>
         <w:br/>
         <w:t xml:space="preserve">   • Display patient information.</w:t>
       </w:r>
       <w:r>
-        <w:rPr>
-          <w:sz w:val="22"/>
-        </w:rPr>
         <w:br/>
         <w:t xml:space="preserve">   • Display all three procedures.</w:t>
       </w:r>
       <w:r>
-        <w:rPr>
-          <w:sz w:val="22"/>
-        </w:rPr>
         <w:br/>
         <w:t xml:space="preserve">   • Calculate and display total charges.</w:t>
       </w:r>
       <w:r>
-        <w:rPr>
-          <w:sz w:val="22"/>
-        </w:rPr>
         <w:br/>
         <w:t xml:space="preserve">   • Display 'Program developed by: Edwin During'.</w:t>
       </w:r>
       <w:r>
-        <w:rPr>
-          <w:sz w:val="22"/>
-        </w:rPr>
         <w:br/>
         <w:t>8. Exit when Exit button is clicked.</w:t>
       </w:r>
@@ -238,12 +165,7 @@
         <w:autoSpaceDN w:val="0"/>
         <w:adjustRightInd w:val="0"/>
         <w:rPr>
-          <w:rFonts w:ascii="Courier New" w:hAnsi="Courier New" w:cs="Courier New"/>
-          <w:b/>
-          <w:bCs/>
           <w:color w:val="7F0055"/>
-          <w:sz w:val="20"/>
-          <w:szCs w:val="20"/>
         </w:rPr>
       </w:pPr>
     </w:p>
@@ -253,12 +175,7 @@
         <w:autoSpaceDN w:val="0"/>
         <w:adjustRightInd w:val="0"/>
         <w:rPr>
-          <w:rFonts w:ascii="Courier New" w:hAnsi="Courier New" w:cs="Courier New"/>
-          <w:b/>
-          <w:bCs/>
           <w:color w:val="7F0055"/>
-          <w:sz w:val="20"/>
-          <w:szCs w:val="20"/>
         </w:rPr>
       </w:pPr>
     </w:p>
@@ -268,12 +185,7 @@
         <w:autoSpaceDN w:val="0"/>
         <w:adjustRightInd w:val="0"/>
         <w:rPr>
-          <w:rFonts w:ascii="Courier New" w:hAnsi="Courier New" w:cs="Courier New"/>
-          <w:b/>
-          <w:bCs/>
           <w:color w:val="7F0055"/>
-          <w:sz w:val="20"/>
-          <w:szCs w:val="20"/>
         </w:rPr>
       </w:pPr>
     </w:p>
@@ -283,12 +195,7 @@
         <w:autoSpaceDN w:val="0"/>
         <w:adjustRightInd w:val="0"/>
         <w:rPr>
-          <w:rFonts w:ascii="Courier New" w:hAnsi="Courier New" w:cs="Courier New"/>
-          <w:b/>
-          <w:bCs/>
           <w:color w:val="7F0055"/>
-          <w:sz w:val="20"/>
-          <w:szCs w:val="20"/>
         </w:rPr>
       </w:pPr>
     </w:p>
@@ -298,12 +205,7 @@
         <w:autoSpaceDN w:val="0"/>
         <w:adjustRightInd w:val="0"/>
         <w:rPr>
-          <w:rFonts w:ascii="Courier New" w:hAnsi="Courier New" w:cs="Courier New"/>
-          <w:b/>
-          <w:bCs/>
           <w:color w:val="7F0055"/>
-          <w:sz w:val="20"/>
-          <w:szCs w:val="20"/>
         </w:rPr>
       </w:pPr>
     </w:p>
@@ -313,67 +215,27 @@
         <w:autoSpaceDN w:val="0"/>
         <w:adjustRightInd w:val="0"/>
         <w:rPr>
-          <w:rFonts w:ascii="Courier New" w:hAnsi="Courier New" w:cs="Courier New"/>
-          <w:b/>
-          <w:bCs/>
           <w:color w:val="7F0055"/>
-          <w:sz w:val="20"/>
-          <w:szCs w:val="20"/>
         </w:rPr>
       </w:pPr>
       <w:r>
+        <w:t xml:space="preserve">Part2: </w:t>
+      </w:r>
+      <w:r>
+        <w:t>Comprehensive Test Plan</w:t>
+      </w:r>
+    </w:p>
+    <w:p>
+      <w:pPr>
+        <w:autoSpaceDE w:val="0"/>
+        <w:autoSpaceDN w:val="0"/>
+        <w:adjustRightInd w:val="0"/>
         <w:rPr>
-          <w:b/>
+          <w:color w:val="7F0055"/>
         </w:rPr>
-        <w:t xml:space="preserve">Part2: </w:t>
-      </w:r>
-      <w:r>
-        <w:rPr>
-          <w:b/>
-        </w:rPr>
-        <w:t xml:space="preserve">Comprehensive </w:t>
-      </w:r>
-      <w:r>
-        <w:rPr>
-          <w:b/>
-        </w:rPr>
-        <w:t xml:space="preserve">Test </w:t>
-      </w:r>
-      <w:r>
-        <w:rPr>
-          <w:b/>
-        </w:rPr>
-        <w:t>Plan</w:t>
-      </w:r>
-    </w:p>
-    <w:p>
-      <w:pPr>
-        <w:autoSpaceDE w:val="0"/>
-        <w:autoSpaceDN w:val="0"/>
-        <w:adjustRightInd w:val="0"/>
-        <w:rPr>
-          <w:rFonts w:ascii="Courier New" w:hAnsi="Courier New" w:cs="Courier New"/>
-          <w:b/>
-          <w:bCs/>
-          <w:color w:val="7F0055"/>
-          <w:sz w:val="20"/>
-          <w:szCs w:val="20"/>
-        </w:rPr>
-      </w:pPr>
-      <w:r>
-        <w:t>A good test plan should be comprehensive. This means you should have a few t</w:t>
-      </w:r>
-      <w:r>
-        <w:t xml:space="preserve">est cases that </w:t>
-      </w:r>
-      <w:r>
-        <w:t>test when the input is in and out of range</w:t>
-      </w:r>
-      <w:r>
-        <w:t>, d</w:t>
-      </w:r>
-      <w:r>
-        <w:t>ivision by 0, incorrect Data type, etc</w:t>
+      </w:pPr>
+      <w:r>
+        <w:t>A good test plan should be comprehensive. This means you should have a few test cases that test when the input is in and out of range, division by 0, incorrect Data type, etc</w:t>
       </w:r>
       <w:r>
         <w:t xml:space="preserve">. </w:t>
@@ -469,6 +331,8 @@
             <w:r>
               <w:rPr>
                 <w:rStyle w:val="Strong"/>
+                <w:b w:val="0"/>
+                <w:bCs w:val="0"/>
               </w:rPr>
               <w:t>Save Patient</w:t>
             </w:r>
@@ -527,7 +391,10 @@
             <w:r>
               <w:rPr>
                 <w:rStyle w:val="Strong"/>
+                <w:b w:val="0"/>
+                <w:bCs w:val="0"/>
               </w:rPr>
+              <w:lastRenderedPageBreak/>
               <w:t>Save Procedure 1</w:t>
             </w:r>
           </w:p>
@@ -538,6 +405,7 @@
           </w:tcPr>
           <w:p>
             <w:r>
+              <w:lastRenderedPageBreak/>
               <w:t>Procedure 1 is stored and displayed</w:t>
             </w:r>
           </w:p>
@@ -573,7 +441,6 @@
           </w:tcPr>
           <w:p>
             <w:r>
-              <w:lastRenderedPageBreak/>
               <w:t>Case 3</w:t>
             </w:r>
           </w:p>
@@ -607,14 +474,7 @@
                   <w:vAlign w:val="center"/>
                   <w:hideMark/>
                 </w:tcPr>
-                <w:p>
-                  <w:pPr>
-                    <w:rPr>
-                      <w:sz w:val="20"/>
-                      <w:szCs w:val="20"/>
-                    </w:rPr>
-                  </w:pPr>
-                </w:p>
+                <w:p/>
               </w:tc>
             </w:tr>
           </w:tbl>
@@ -657,6 +517,8 @@
                   <w:r>
                     <w:rPr>
                       <w:rStyle w:val="Strong"/>
+                      <w:b w:val="0"/>
+                      <w:bCs w:val="0"/>
                     </w:rPr>
                     <w:t>Show Output</w:t>
                   </w:r>
@@ -737,70 +599,28 @@
     <w:p>
       <w:pPr>
         <w:pStyle w:val="ListParagraph"/>
-        <w:rPr>
-          <w:b/>
-        </w:rPr>
       </w:pPr>
     </w:p>
     <w:p>
       <w:pPr>
         <w:pStyle w:val="ListParagraph"/>
-        <w:rPr>
-          <w:b/>
-        </w:rPr>
       </w:pPr>
     </w:p>
     <w:p>
       <w:pPr>
         <w:pStyle w:val="ListParagraph"/>
         <w:ind w:left="0"/>
-        <w:rPr>
-          <w:b/>
-        </w:rPr>
-      </w:pPr>
-      <w:r>
-        <w:rPr>
-          <w:b/>
-        </w:rPr>
-        <w:t xml:space="preserve">Part3: </w:t>
-      </w:r>
-      <w:r>
-        <w:rPr>
-          <w:b/>
-        </w:rPr>
-        <w:t xml:space="preserve">Screenshots </w:t>
-      </w:r>
-      <w:r>
-        <w:rPr>
-          <w:b/>
-        </w:rPr>
-        <w:t xml:space="preserve">related to the </w:t>
-      </w:r>
-      <w:r>
-        <w:rPr>
-          <w:b/>
-        </w:rPr>
-        <w:t>Test Plan</w:t>
-      </w:r>
-      <w:r>
-        <w:rPr>
-          <w:b/>
-        </w:rPr>
-        <w:t>:</w:t>
+      </w:pPr>
+      <w:r>
+        <w:t>Part3: Screenshots related to the Test Plan:</w:t>
       </w:r>
     </w:p>
     <w:p>
       <w:pPr>
         <w:pStyle w:val="ListParagraph"/>
         <w:ind w:left="0"/>
-        <w:rPr>
-          <w:b/>
-        </w:rPr>
-      </w:pPr>
-      <w:r>
-        <w:rPr>
-          <w:b/>
-        </w:rPr>
+      </w:pPr>
+      <w:r>
         <w:t xml:space="preserve"> Case 1</w:t>
       </w:r>
     </w:p>
@@ -808,13 +628,9 @@
       <w:pPr>
         <w:pStyle w:val="ListParagraph"/>
         <w:ind w:left="0"/>
+      </w:pPr>
+      <w:r>
         <w:rPr>
-          <w:bCs/>
-        </w:rPr>
-      </w:pPr>
-      <w:r>
-        <w:rPr>
-          <w:bCs/>
           <w:noProof/>
         </w:rPr>
         <w:drawing>
@@ -864,40 +680,101 @@
       <w:pPr>
         <w:pStyle w:val="ListParagraph"/>
         <w:ind w:left="0"/>
-        <w:rPr>
-          <w:b/>
-        </w:rPr>
       </w:pPr>
     </w:p>
     <w:p>
       <w:pPr>
         <w:pStyle w:val="ListParagraph"/>
         <w:ind w:left="0"/>
-        <w:rPr>
-          <w:b/>
-        </w:rPr>
-      </w:pPr>
-      <w:r>
-        <w:rPr>
-          <w:b/>
-        </w:rPr>
-        <w:t xml:space="preserve"> Case 2</w:t>
+      </w:pPr>
+      <w:r>
+        <w:t xml:space="preserve"> </w:t>
       </w:r>
     </w:p>
     <w:p>
       <w:pPr>
         <w:pStyle w:val="ListParagraph"/>
         <w:ind w:left="0"/>
+      </w:pPr>
+    </w:p>
+    <w:p>
+      <w:pPr>
+        <w:pStyle w:val="ListParagraph"/>
+        <w:ind w:left="0"/>
+      </w:pPr>
+    </w:p>
+    <w:p>
+      <w:pPr>
+        <w:pStyle w:val="ListParagraph"/>
+        <w:ind w:left="0"/>
+      </w:pPr>
+    </w:p>
+    <w:p>
+      <w:pPr>
+        <w:pStyle w:val="ListParagraph"/>
+        <w:ind w:left="0"/>
+      </w:pPr>
+    </w:p>
+    <w:p>
+      <w:pPr>
+        <w:pStyle w:val="ListParagraph"/>
+        <w:ind w:left="0"/>
+      </w:pPr>
+    </w:p>
+    <w:p>
+      <w:pPr>
+        <w:pStyle w:val="ListParagraph"/>
+        <w:ind w:left="0"/>
+      </w:pPr>
+    </w:p>
+    <w:p>
+      <w:pPr>
+        <w:pStyle w:val="ListParagraph"/>
+        <w:ind w:left="0"/>
+      </w:pPr>
+    </w:p>
+    <w:p>
+      <w:pPr>
+        <w:pStyle w:val="ListParagraph"/>
+        <w:ind w:left="0"/>
+      </w:pPr>
+    </w:p>
+    <w:p>
+      <w:pPr>
+        <w:pStyle w:val="ListParagraph"/>
+        <w:ind w:left="0"/>
+      </w:pPr>
+    </w:p>
+    <w:p>
+      <w:pPr>
+        <w:pStyle w:val="ListParagraph"/>
+        <w:ind w:left="0"/>
+      </w:pPr>
+    </w:p>
+    <w:p>
+      <w:pPr>
+        <w:pStyle w:val="ListParagraph"/>
+        <w:ind w:left="0"/>
+      </w:pPr>
+    </w:p>
+    <w:p>
+      <w:pPr>
+        <w:pStyle w:val="ListParagraph"/>
+        <w:ind w:left="0"/>
+      </w:pPr>
+      <w:r>
+        <w:t>Case 2</w:t>
+      </w:r>
+    </w:p>
+    <w:p>
+      <w:pPr>
+        <w:pStyle w:val="ListParagraph"/>
+        <w:ind w:left="0"/>
+      </w:pPr>
+      <w:r>
         <w:rPr>
-          <w:b/>
-        </w:rPr>
-      </w:pPr>
-      <w:r>
-        <w:rPr>
-          <w:b/>
           <w:noProof/>
         </w:rPr>
-        <w:lastRenderedPageBreak/>
         <w:drawing>
           <wp:inline distT="0" distB="0" distL="0" distR="0" wp14:anchorId="3F869B1E" wp14:editId="00E2C774">
             <wp:extent cx="5943600" cy="3714750"/>
@@ -945,23 +822,14 @@
       <w:pPr>
         <w:pStyle w:val="ListParagraph"/>
         <w:ind w:left="0"/>
-        <w:rPr>
-          <w:b/>
-        </w:rPr>
       </w:pPr>
     </w:p>
     <w:p>
       <w:pPr>
         <w:pStyle w:val="ListParagraph"/>
         <w:ind w:left="0"/>
-        <w:rPr>
-          <w:b/>
-        </w:rPr>
-      </w:pPr>
-      <w:r>
-        <w:rPr>
-          <w:b/>
-        </w:rPr>
+      </w:pPr>
+      <w:r>
         <w:t xml:space="preserve"> Case 3</w:t>
       </w:r>
     </w:p>
@@ -969,13 +837,9 @@
       <w:pPr>
         <w:pStyle w:val="ListParagraph"/>
         <w:ind w:left="0"/>
+      </w:pPr>
+      <w:r>
         <w:rPr>
-          <w:b/>
-        </w:rPr>
-      </w:pPr>
-      <w:r>
-        <w:rPr>
-          <w:b/>
           <w:noProof/>
         </w:rPr>
         <w:drawing>
@@ -1025,14 +889,9 @@
       <w:pPr>
         <w:pStyle w:val="ListParagraph"/>
         <w:ind w:left="0"/>
-        <w:rPr>
-          <w:b/>
-        </w:rPr>
-      </w:pPr>
-      <w:r>
-        <w:rPr>
-          <w:b/>
-        </w:rPr>
+      </w:pPr>
+      <w:r>
+        <w:lastRenderedPageBreak/>
         <w:t xml:space="preserve"> </w:t>
       </w:r>
     </w:p>
@@ -1040,39 +899,25 @@
       <w:pPr>
         <w:pStyle w:val="ListParagraph"/>
         <w:ind w:left="0"/>
-        <w:rPr>
-          <w:b/>
-        </w:rPr>
       </w:pPr>
     </w:p>
     <w:p>
       <w:pPr>
         <w:pStyle w:val="ListParagraph"/>
         <w:ind w:left="0"/>
+      </w:pPr>
+      <w:r>
+        <w:t>Case 4</w:t>
+      </w:r>
+    </w:p>
+    <w:p>
+      <w:pPr>
+        <w:autoSpaceDE w:val="0"/>
+        <w:autoSpaceDN w:val="0"/>
+        <w:adjustRightInd w:val="0"/>
+      </w:pPr>
+      <w:r>
         <w:rPr>
-          <w:b/>
-        </w:rPr>
-      </w:pPr>
-      <w:r>
-        <w:rPr>
-          <w:b/>
-        </w:rPr>
-        <w:lastRenderedPageBreak/>
-        <w:t>Case 4</w:t>
-      </w:r>
-    </w:p>
-    <w:p>
-      <w:pPr>
-        <w:autoSpaceDE w:val="0"/>
-        <w:autoSpaceDN w:val="0"/>
-        <w:adjustRightInd w:val="0"/>
-        <w:rPr>
-          <w:bCs/>
-        </w:rPr>
-      </w:pPr>
-      <w:r>
-        <w:rPr>
-          <w:bCs/>
           <w:noProof/>
         </w:rPr>
         <w:drawing>
@@ -1123,134 +968,302 @@
         <w:autoSpaceDE w:val="0"/>
         <w:autoSpaceDN w:val="0"/>
         <w:adjustRightInd w:val="0"/>
+      </w:pPr>
+    </w:p>
+    <w:p>
+      <w:pPr>
+        <w:autoSpaceDE w:val="0"/>
+        <w:autoSpaceDN w:val="0"/>
+        <w:adjustRightInd w:val="0"/>
+      </w:pPr>
+    </w:p>
+    <w:p>
+      <w:pPr>
+        <w:autoSpaceDE w:val="0"/>
+        <w:autoSpaceDN w:val="0"/>
+        <w:adjustRightInd w:val="0"/>
+      </w:pPr>
+    </w:p>
+    <w:p>
+      <w:pPr>
+        <w:autoSpaceDE w:val="0"/>
+        <w:autoSpaceDN w:val="0"/>
+        <w:adjustRightInd w:val="0"/>
+      </w:pPr>
+    </w:p>
+    <w:p>
+      <w:pPr>
+        <w:autoSpaceDE w:val="0"/>
+        <w:autoSpaceDN w:val="0"/>
+        <w:adjustRightInd w:val="0"/>
+      </w:pPr>
+    </w:p>
+    <w:p>
+      <w:pPr>
+        <w:autoSpaceDE w:val="0"/>
+        <w:autoSpaceDN w:val="0"/>
+        <w:adjustRightInd w:val="0"/>
+      </w:pPr>
+    </w:p>
+    <w:p>
+      <w:pPr>
+        <w:autoSpaceDE w:val="0"/>
+        <w:autoSpaceDN w:val="0"/>
+        <w:adjustRightInd w:val="0"/>
+      </w:pPr>
+    </w:p>
+    <w:p>
+      <w:pPr>
+        <w:autoSpaceDE w:val="0"/>
+        <w:autoSpaceDN w:val="0"/>
+        <w:adjustRightInd w:val="0"/>
+      </w:pPr>
+    </w:p>
+    <w:p>
+      <w:pPr>
+        <w:autoSpaceDE w:val="0"/>
+        <w:autoSpaceDN w:val="0"/>
+        <w:adjustRightInd w:val="0"/>
+      </w:pPr>
+    </w:p>
+    <w:p>
+      <w:pPr>
+        <w:autoSpaceDE w:val="0"/>
+        <w:autoSpaceDN w:val="0"/>
+        <w:adjustRightInd w:val="0"/>
+      </w:pPr>
+    </w:p>
+    <w:p>
+      <w:pPr>
+        <w:autoSpaceDE w:val="0"/>
+        <w:autoSpaceDN w:val="0"/>
+        <w:adjustRightInd w:val="0"/>
+      </w:pPr>
+    </w:p>
+    <w:p>
+      <w:pPr>
+        <w:autoSpaceDE w:val="0"/>
+        <w:autoSpaceDN w:val="0"/>
+        <w:adjustRightInd w:val="0"/>
+      </w:pPr>
+    </w:p>
+    <w:p>
+      <w:pPr>
+        <w:autoSpaceDE w:val="0"/>
+        <w:autoSpaceDN w:val="0"/>
+        <w:adjustRightInd w:val="0"/>
+      </w:pPr>
+    </w:p>
+    <w:p>
+      <w:pPr>
+        <w:autoSpaceDE w:val="0"/>
+        <w:autoSpaceDN w:val="0"/>
+        <w:adjustRightInd w:val="0"/>
+      </w:pPr>
+    </w:p>
+    <w:p>
+      <w:pPr>
+        <w:autoSpaceDE w:val="0"/>
+        <w:autoSpaceDN w:val="0"/>
+        <w:adjustRightInd w:val="0"/>
+      </w:pPr>
+    </w:p>
+    <w:p>
+      <w:pPr>
+        <w:autoSpaceDE w:val="0"/>
+        <w:autoSpaceDN w:val="0"/>
+        <w:adjustRightInd w:val="0"/>
+      </w:pPr>
+    </w:p>
+    <w:p>
+      <w:pPr>
+        <w:autoSpaceDE w:val="0"/>
+        <w:autoSpaceDN w:val="0"/>
+        <w:adjustRightInd w:val="0"/>
+      </w:pPr>
+    </w:p>
+    <w:p>
+      <w:pPr>
+        <w:autoSpaceDE w:val="0"/>
+        <w:autoSpaceDN w:val="0"/>
+        <w:adjustRightInd w:val="0"/>
+      </w:pPr>
+    </w:p>
+    <w:p>
+      <w:pPr>
+        <w:autoSpaceDE w:val="0"/>
+        <w:autoSpaceDN w:val="0"/>
+        <w:adjustRightInd w:val="0"/>
+      </w:pPr>
+    </w:p>
+    <w:p>
+      <w:pPr>
+        <w:autoSpaceDE w:val="0"/>
+        <w:autoSpaceDN w:val="0"/>
+        <w:adjustRightInd w:val="0"/>
+      </w:pPr>
+    </w:p>
+    <w:p>
+      <w:pPr>
+        <w:autoSpaceDE w:val="0"/>
+        <w:autoSpaceDN w:val="0"/>
+        <w:adjustRightInd w:val="0"/>
+      </w:pPr>
+    </w:p>
+    <w:p>
+      <w:pPr>
+        <w:autoSpaceDE w:val="0"/>
+        <w:autoSpaceDN w:val="0"/>
+        <w:adjustRightInd w:val="0"/>
+      </w:pPr>
+    </w:p>
+    <w:p>
+      <w:pPr>
+        <w:autoSpaceDE w:val="0"/>
+        <w:autoSpaceDN w:val="0"/>
+        <w:adjustRightInd w:val="0"/>
+      </w:pPr>
+    </w:p>
+    <w:p>
+      <w:pPr>
+        <w:autoSpaceDE w:val="0"/>
+        <w:autoSpaceDN w:val="0"/>
+        <w:adjustRightInd w:val="0"/>
+      </w:pPr>
+    </w:p>
+    <w:p>
+      <w:pPr>
+        <w:autoSpaceDE w:val="0"/>
+        <w:autoSpaceDN w:val="0"/>
+        <w:adjustRightInd w:val="0"/>
+      </w:pPr>
+      <w:r>
+        <w:t>GitHub</w:t>
+      </w:r>
+    </w:p>
+    <w:p>
+      <w:pPr>
+        <w:autoSpaceDE w:val="0"/>
+        <w:autoSpaceDN w:val="0"/>
+        <w:adjustRightInd w:val="0"/>
+      </w:pPr>
+      <w:r>
         <w:rPr>
-          <w:b/>
+          <w:noProof/>
         </w:rPr>
-      </w:pPr>
-    </w:p>
-    <w:p>
-      <w:pPr>
-        <w:autoSpaceDE w:val="0"/>
-        <w:autoSpaceDN w:val="0"/>
-        <w:adjustRightInd w:val="0"/>
-        <w:rPr>
-          <w:b/>
-        </w:rPr>
-      </w:pPr>
-    </w:p>
-    <w:p>
-      <w:pPr>
-        <w:autoSpaceDE w:val="0"/>
-        <w:autoSpaceDN w:val="0"/>
-        <w:adjustRightInd w:val="0"/>
-        <w:rPr>
-          <w:b/>
-        </w:rPr>
-      </w:pPr>
-    </w:p>
-    <w:p>
-      <w:pPr>
-        <w:autoSpaceDE w:val="0"/>
-        <w:autoSpaceDN w:val="0"/>
-        <w:adjustRightInd w:val="0"/>
-        <w:rPr>
-          <w:b/>
-        </w:rPr>
-      </w:pPr>
-    </w:p>
-    <w:p>
-      <w:pPr>
-        <w:autoSpaceDE w:val="0"/>
-        <w:autoSpaceDN w:val="0"/>
-        <w:adjustRightInd w:val="0"/>
-        <w:rPr>
-          <w:b/>
-        </w:rPr>
-      </w:pPr>
-    </w:p>
-    <w:p>
-      <w:pPr>
-        <w:autoSpaceDE w:val="0"/>
-        <w:autoSpaceDN w:val="0"/>
-        <w:adjustRightInd w:val="0"/>
-        <w:rPr>
-          <w:b/>
-        </w:rPr>
-      </w:pPr>
-    </w:p>
-    <w:p>
-      <w:pPr>
-        <w:autoSpaceDE w:val="0"/>
-        <w:autoSpaceDN w:val="0"/>
-        <w:adjustRightInd w:val="0"/>
-        <w:rPr>
-          <w:b/>
-        </w:rPr>
-      </w:pPr>
-    </w:p>
-    <w:p>
-      <w:pPr>
-        <w:autoSpaceDE w:val="0"/>
-        <w:autoSpaceDN w:val="0"/>
-        <w:adjustRightInd w:val="0"/>
-        <w:rPr>
-          <w:b/>
-        </w:rPr>
-      </w:pPr>
-      <w:r>
-        <w:rPr>
-          <w:b/>
-        </w:rPr>
-        <w:t>Lessons Learned</w:t>
-      </w:r>
-      <w:r>
-        <w:rPr>
-          <w:b/>
-        </w:rPr>
-        <w:t xml:space="preserve"> </w:t>
-      </w:r>
-      <w:r>
-        <w:t>&lt;Provide answers to the questions listed above&gt;</w:t>
-      </w:r>
-      <w:r>
-        <w:rPr>
-          <w:b/>
-        </w:rPr>
-        <w:t>:</w:t>
-      </w:r>
-    </w:p>
-    <w:p>
-      <w:r>
-        <w:rPr>
-          <w:sz w:val="22"/>
-        </w:rPr>
+        <w:drawing>
+          <wp:inline distT="0" distB="0" distL="0" distR="0" wp14:anchorId="66A1AA6B" wp14:editId="2119C4EE">
+            <wp:extent cx="4900397" cy="4762181"/>
+            <wp:effectExtent l="0" t="0" r="1905" b="635"/>
+            <wp:docPr id="470562406" name="Picture 7"/>
+            <wp:cNvGraphicFramePr>
+              <a:graphicFrameLocks xmlns:a="http://schemas.openxmlformats.org/drawingml/2006/main" noChangeAspect="1"/>
+            </wp:cNvGraphicFramePr>
+            <a:graphic xmlns:a="http://schemas.openxmlformats.org/drawingml/2006/main">
+              <a:graphicData uri="http://schemas.openxmlformats.org/drawingml/2006/picture">
+                <pic:pic xmlns:pic="http://schemas.openxmlformats.org/drawingml/2006/picture">
+                  <pic:nvPicPr>
+                    <pic:cNvPr id="470562406" name="Picture 470562406"/>
+                    <pic:cNvPicPr/>
+                  </pic:nvPicPr>
+                  <pic:blipFill>
+                    <a:blip r:embed="rId9" cstate="print">
+                      <a:extLst>
+                        <a:ext uri="{28A0092B-C50C-407E-A947-70E740481C1C}">
+                          <a14:useLocalDpi xmlns:a14="http://schemas.microsoft.com/office/drawing/2010/main" val="0"/>
+                        </a:ext>
+                      </a:extLst>
+                    </a:blip>
+                    <a:stretch>
+                      <a:fillRect/>
+                    </a:stretch>
+                  </pic:blipFill>
+                  <pic:spPr>
+                    <a:xfrm>
+                      <a:off x="0" y="0"/>
+                      <a:ext cx="4935761" cy="4796547"/>
+                    </a:xfrm>
+                    <a:prstGeom prst="rect">
+                      <a:avLst/>
+                    </a:prstGeom>
+                  </pic:spPr>
+                </pic:pic>
+              </a:graphicData>
+            </a:graphic>
+          </wp:inline>
+        </w:drawing>
+      </w:r>
+    </w:p>
+    <w:p>
+      <w:pPr>
+        <w:autoSpaceDE w:val="0"/>
+        <w:autoSpaceDN w:val="0"/>
+        <w:adjustRightInd w:val="0"/>
+      </w:pPr>
+    </w:p>
+    <w:p>
+      <w:pPr>
+        <w:autoSpaceDE w:val="0"/>
+        <w:autoSpaceDN w:val="0"/>
+        <w:adjustRightInd w:val="0"/>
+      </w:pPr>
+    </w:p>
+    <w:p>
+      <w:pPr>
+        <w:autoSpaceDE w:val="0"/>
+        <w:autoSpaceDN w:val="0"/>
+        <w:adjustRightInd w:val="0"/>
+      </w:pPr>
+    </w:p>
+    <w:p>
+      <w:pPr>
+        <w:autoSpaceDE w:val="0"/>
+        <w:autoSpaceDN w:val="0"/>
+        <w:adjustRightInd w:val="0"/>
+      </w:pPr>
+    </w:p>
+    <w:p>
+      <w:pPr>
+        <w:autoSpaceDE w:val="0"/>
+        <w:autoSpaceDN w:val="0"/>
+        <w:adjustRightInd w:val="0"/>
+      </w:pPr>
+    </w:p>
+    <w:p>
+      <w:pPr>
+        <w:autoSpaceDE w:val="0"/>
+        <w:autoSpaceDN w:val="0"/>
+        <w:adjustRightInd w:val="0"/>
+      </w:pPr>
+      <w:r>
+        <w:t>Lessons Learned &lt;Provide answers to the questions listed above&gt;:</w:t>
+      </w:r>
+    </w:p>
+    <w:p>
+      <w:r>
         <w:t>I learned how to create a JavaFX GUI, work with classes and objects, use constructors,</w:t>
       </w:r>
       <w:r>
-        <w:rPr>
-          <w:sz w:val="22"/>
-        </w:rPr>
         <w:br/>
-        <w:t>getters and setters, and display object information using toString(). The most difficult</w:t>
-      </w:r>
-      <w:r>
-        <w:rPr>
-          <w:sz w:val="22"/>
-        </w:rPr>
+        <w:t xml:space="preserve">getters and setters, and display object information using </w:t>
+      </w:r>
+      <w:proofErr w:type="gramStart"/>
+      <w:r>
+        <w:t>toString(</w:t>
+      </w:r>
+      <w:proofErr w:type="gramEnd"/>
+      <w:r>
+        <w:t>). The most difficult</w:t>
+      </w:r>
+      <w:r>
         <w:br/>
         <w:t>part was connecting the GUI with the Patient and Procedure classes and debugging the</w:t>
       </w:r>
       <w:r>
-        <w:rPr>
-          <w:sz w:val="22"/>
-        </w:rPr>
         <w:br/>
         <w:t>program. Next time I would test each feature as I build it. I was successful creating the</w:t>
       </w:r>
       <w:r>
-        <w:rPr>
-          <w:sz w:val="22"/>
-        </w:rPr>
         <w:br/>
         <w:t>GUI and calculating the total charges.</w:t>
       </w:r>
@@ -1260,9 +1273,6 @@
         <w:pStyle w:val="NormalWeb"/>
         <w:spacing w:before="0" w:beforeAutospacing="0" w:after="0" w:afterAutospacing="0"/>
         <w:rPr>
-          <w:rFonts w:ascii="Verdana" w:hAnsi="Verdana" w:cs="Arial"/>
-          <w:b/>
-          <w:bCs/>
           <w:color w:val="000000"/>
           <w:bdr w:val="none" w:sz="0" w:space="0" w:color="auto" w:frame="1"/>
         </w:rPr>
@@ -1302,6 +1312,7 @@
         <w:adjustRightInd w:val="0"/>
       </w:pPr>
       <w:r>
+        <w:lastRenderedPageBreak/>
         <w:t xml:space="preserve">I learned how to create a JavaFX GUI, work with classes and objects, use constructors, getters and setters, and the </w:t>
       </w:r>
       <w:proofErr w:type="spellStart"/>
@@ -1309,6 +1320,9 @@
       <w:r>
         <w:rPr>
           <w:rStyle w:val="HTMLCode"/>
+          <w:rFonts w:ascii="Times New Roman" w:hAnsi="Times New Roman" w:cs="Times New Roman"/>
+          <w:sz w:val="24"/>
+          <w:szCs w:val="24"/>
         </w:rPr>
         <w:t>toString</w:t>
       </w:r>
@@ -1316,6 +1330,9 @@
       <w:r>
         <w:rPr>
           <w:rStyle w:val="HTMLCode"/>
+          <w:rFonts w:ascii="Times New Roman" w:hAnsi="Times New Roman" w:cs="Times New Roman"/>
+          <w:sz w:val="24"/>
+          <w:szCs w:val="24"/>
         </w:rPr>
         <w:t>(</w:t>
       </w:r>
@@ -1323,6 +1340,9 @@
       <w:r>
         <w:rPr>
           <w:rStyle w:val="HTMLCode"/>
+          <w:rFonts w:ascii="Times New Roman" w:hAnsi="Times New Roman" w:cs="Times New Roman"/>
+          <w:sz w:val="24"/>
+          <w:szCs w:val="24"/>
         </w:rPr>
         <w:t>)</w:t>
       </w:r>
@@ -1332,6 +1352,9 @@
       <w:r>
         <w:rPr>
           <w:rStyle w:val="HTMLCode"/>
+          <w:rFonts w:ascii="Times New Roman" w:hAnsi="Times New Roman" w:cs="Times New Roman"/>
+          <w:sz w:val="24"/>
+          <w:szCs w:val="24"/>
         </w:rPr>
         <w:t>Patient</w:t>
       </w:r>
@@ -1341,6 +1364,9 @@
       <w:r>
         <w:rPr>
           <w:rStyle w:val="HTMLCode"/>
+          <w:rFonts w:ascii="Times New Roman" w:hAnsi="Times New Roman" w:cs="Times New Roman"/>
+          <w:sz w:val="24"/>
+          <w:szCs w:val="24"/>
         </w:rPr>
         <w:t>Procedure</w:t>
       </w:r>
@@ -1376,7 +1402,6 @@
         <w:adjustRightInd w:val="0"/>
       </w:pPr>
       <w:r>
-        <w:lastRenderedPageBreak/>
         <w:t xml:space="preserve">What did you struggle with? </w:t>
       </w:r>
     </w:p>
@@ -1446,6 +1471,9 @@
       <w:r>
         <w:rPr>
           <w:rStyle w:val="HTMLCode"/>
+          <w:rFonts w:ascii="Times New Roman" w:hAnsi="Times New Roman" w:cs="Times New Roman"/>
+          <w:sz w:val="24"/>
+          <w:szCs w:val="24"/>
         </w:rPr>
         <w:t>Patient</w:t>
       </w:r>
@@ -1455,6 +1483,9 @@
       <w:r>
         <w:rPr>
           <w:rStyle w:val="HTMLCode"/>
+          <w:rFonts w:ascii="Times New Roman" w:hAnsi="Times New Roman" w:cs="Times New Roman"/>
+          <w:sz w:val="24"/>
+          <w:szCs w:val="24"/>
         </w:rPr>
         <w:t>Procedure</w:t>
       </w:r>
@@ -1484,13 +1515,1471 @@
         <w:autoSpaceDE w:val="0"/>
         <w:autoSpaceDN w:val="0"/>
         <w:adjustRightInd w:val="0"/>
+      </w:pPr>
+    </w:p>
+    <w:p>
+      <w:pPr>
+        <w:autoSpaceDE w:val="0"/>
+        <w:autoSpaceDN w:val="0"/>
+        <w:adjustRightInd w:val="0"/>
+      </w:pPr>
+      <w:r>
+        <w:t>UML Diagram</w:t>
+      </w:r>
+    </w:p>
+    <w:p>
+      <w:pPr>
+        <w:autoSpaceDE w:val="0"/>
+        <w:autoSpaceDN w:val="0"/>
+        <w:adjustRightInd w:val="0"/>
+      </w:pPr>
+      <w:r>
+        <w:t>Patient</w:t>
+      </w:r>
+    </w:p>
+    <w:p>
+      <w:pPr>
+        <w:autoSpaceDE w:val="0"/>
+        <w:autoSpaceDN w:val="0"/>
+        <w:adjustRightInd w:val="0"/>
+      </w:pPr>
+      <w:r>
+        <w:t>--------------------------------</w:t>
+      </w:r>
+    </w:p>
+    <w:p>
+      <w:pPr>
+        <w:autoSpaceDE w:val="0"/>
+        <w:autoSpaceDN w:val="0"/>
+        <w:adjustRightInd w:val="0"/>
+      </w:pPr>
+      <w:r>
+        <w:t xml:space="preserve">- </w:t>
+      </w:r>
+      <w:proofErr w:type="spellStart"/>
+      <w:proofErr w:type="gramStart"/>
+      <w:r>
+        <w:t>firstName</w:t>
+      </w:r>
+      <w:proofErr w:type="spellEnd"/>
+      <w:r>
+        <w:t xml:space="preserve"> :</w:t>
+      </w:r>
+      <w:proofErr w:type="gramEnd"/>
+      <w:r>
+        <w:t xml:space="preserve"> String</w:t>
+      </w:r>
+    </w:p>
+    <w:p>
+      <w:pPr>
+        <w:autoSpaceDE w:val="0"/>
+        <w:autoSpaceDN w:val="0"/>
+        <w:adjustRightInd w:val="0"/>
+      </w:pPr>
+      <w:r>
+        <w:t xml:space="preserve">- </w:t>
+      </w:r>
+      <w:proofErr w:type="spellStart"/>
+      <w:proofErr w:type="gramStart"/>
+      <w:r>
+        <w:t>middleName</w:t>
+      </w:r>
+      <w:proofErr w:type="spellEnd"/>
+      <w:r>
+        <w:t xml:space="preserve"> :</w:t>
+      </w:r>
+      <w:proofErr w:type="gramEnd"/>
+      <w:r>
+        <w:t xml:space="preserve"> String</w:t>
+      </w:r>
+    </w:p>
+    <w:p>
+      <w:pPr>
+        <w:autoSpaceDE w:val="0"/>
+        <w:autoSpaceDN w:val="0"/>
+        <w:adjustRightInd w:val="0"/>
+      </w:pPr>
+      <w:r>
+        <w:t xml:space="preserve">- </w:t>
+      </w:r>
+      <w:proofErr w:type="spellStart"/>
+      <w:proofErr w:type="gramStart"/>
+      <w:r>
+        <w:t>lastName</w:t>
+      </w:r>
+      <w:proofErr w:type="spellEnd"/>
+      <w:r>
+        <w:t xml:space="preserve"> :</w:t>
+      </w:r>
+      <w:proofErr w:type="gramEnd"/>
+      <w:r>
+        <w:t xml:space="preserve"> String</w:t>
+      </w:r>
+    </w:p>
+    <w:p>
+      <w:pPr>
+        <w:autoSpaceDE w:val="0"/>
+        <w:autoSpaceDN w:val="0"/>
+        <w:adjustRightInd w:val="0"/>
+      </w:pPr>
+      <w:r>
+        <w:t xml:space="preserve">- </w:t>
+      </w:r>
+      <w:proofErr w:type="gramStart"/>
+      <w:r>
+        <w:t>address :</w:t>
+      </w:r>
+      <w:proofErr w:type="gramEnd"/>
+      <w:r>
+        <w:t xml:space="preserve"> String</w:t>
+      </w:r>
+    </w:p>
+    <w:p>
+      <w:pPr>
+        <w:autoSpaceDE w:val="0"/>
+        <w:autoSpaceDN w:val="0"/>
+        <w:adjustRightInd w:val="0"/>
+      </w:pPr>
+      <w:r>
+        <w:t xml:space="preserve">- </w:t>
+      </w:r>
+      <w:proofErr w:type="gramStart"/>
+      <w:r>
+        <w:t>city :</w:t>
+      </w:r>
+      <w:proofErr w:type="gramEnd"/>
+      <w:r>
+        <w:t xml:space="preserve"> String</w:t>
+      </w:r>
+    </w:p>
+    <w:p>
+      <w:pPr>
+        <w:autoSpaceDE w:val="0"/>
+        <w:autoSpaceDN w:val="0"/>
+        <w:adjustRightInd w:val="0"/>
+      </w:pPr>
+      <w:r>
+        <w:t xml:space="preserve">- </w:t>
+      </w:r>
+      <w:proofErr w:type="gramStart"/>
+      <w:r>
+        <w:t>state :</w:t>
+      </w:r>
+      <w:proofErr w:type="gramEnd"/>
+      <w:r>
+        <w:t xml:space="preserve"> String</w:t>
+      </w:r>
+    </w:p>
+    <w:p>
+      <w:pPr>
+        <w:autoSpaceDE w:val="0"/>
+        <w:autoSpaceDN w:val="0"/>
+        <w:adjustRightInd w:val="0"/>
+      </w:pPr>
+      <w:r>
+        <w:t xml:space="preserve">- </w:t>
+      </w:r>
+      <w:proofErr w:type="gramStart"/>
+      <w:r>
+        <w:t>zip :</w:t>
+      </w:r>
+      <w:proofErr w:type="gramEnd"/>
+      <w:r>
+        <w:t xml:space="preserve"> String</w:t>
+      </w:r>
+    </w:p>
+    <w:p>
+      <w:pPr>
+        <w:autoSpaceDE w:val="0"/>
+        <w:autoSpaceDN w:val="0"/>
+        <w:adjustRightInd w:val="0"/>
+      </w:pPr>
+      <w:r>
+        <w:t xml:space="preserve">- </w:t>
+      </w:r>
+      <w:proofErr w:type="spellStart"/>
+      <w:proofErr w:type="gramStart"/>
+      <w:r>
+        <w:t>phoneNumber</w:t>
+      </w:r>
+      <w:proofErr w:type="spellEnd"/>
+      <w:r>
+        <w:t xml:space="preserve"> :</w:t>
+      </w:r>
+      <w:proofErr w:type="gramEnd"/>
+      <w:r>
+        <w:t xml:space="preserve"> String</w:t>
+      </w:r>
+    </w:p>
+    <w:p>
+      <w:pPr>
+        <w:autoSpaceDE w:val="0"/>
+        <w:autoSpaceDN w:val="0"/>
+        <w:adjustRightInd w:val="0"/>
+      </w:pPr>
+      <w:r>
+        <w:t xml:space="preserve">- </w:t>
+      </w:r>
+      <w:proofErr w:type="spellStart"/>
+      <w:proofErr w:type="gramStart"/>
+      <w:r>
+        <w:t>emergencyName</w:t>
+      </w:r>
+      <w:proofErr w:type="spellEnd"/>
+      <w:r>
+        <w:t xml:space="preserve"> :</w:t>
+      </w:r>
+      <w:proofErr w:type="gramEnd"/>
+      <w:r>
+        <w:t xml:space="preserve"> String</w:t>
+      </w:r>
+    </w:p>
+    <w:p>
+      <w:pPr>
+        <w:autoSpaceDE w:val="0"/>
+        <w:autoSpaceDN w:val="0"/>
+        <w:adjustRightInd w:val="0"/>
+      </w:pPr>
+      <w:r>
+        <w:t xml:space="preserve">- </w:t>
+      </w:r>
+      <w:proofErr w:type="spellStart"/>
+      <w:proofErr w:type="gramStart"/>
+      <w:r>
+        <w:t>emergencyPhone</w:t>
+      </w:r>
+      <w:proofErr w:type="spellEnd"/>
+      <w:r>
+        <w:t xml:space="preserve"> :</w:t>
+      </w:r>
+      <w:proofErr w:type="gramEnd"/>
+      <w:r>
+        <w:t xml:space="preserve"> String</w:t>
+      </w:r>
+    </w:p>
+    <w:p>
+      <w:pPr>
+        <w:autoSpaceDE w:val="0"/>
+        <w:autoSpaceDN w:val="0"/>
+        <w:adjustRightInd w:val="0"/>
+      </w:pPr>
+      <w:r>
+        <w:t>--------------------------------</w:t>
+      </w:r>
+    </w:p>
+    <w:p>
+      <w:pPr>
+        <w:autoSpaceDE w:val="0"/>
+        <w:autoSpaceDN w:val="0"/>
+        <w:adjustRightInd w:val="0"/>
+      </w:pPr>
+      <w:r>
+        <w:t xml:space="preserve">+ </w:t>
+      </w:r>
+      <w:proofErr w:type="gramStart"/>
+      <w:r>
+        <w:t>Patient(</w:t>
+      </w:r>
+      <w:proofErr w:type="gramEnd"/>
+      <w:r>
+        <w:t>)</w:t>
+      </w:r>
+    </w:p>
+    <w:p>
+      <w:pPr>
+        <w:autoSpaceDE w:val="0"/>
+        <w:autoSpaceDN w:val="0"/>
+        <w:adjustRightInd w:val="0"/>
+      </w:pPr>
+      <w:r>
+        <w:t>+ Patient(</w:t>
+      </w:r>
+      <w:proofErr w:type="spellStart"/>
+      <w:r>
+        <w:t>firstName</w:t>
+      </w:r>
+      <w:proofErr w:type="spellEnd"/>
+      <w:r>
+        <w:t xml:space="preserve">, </w:t>
+      </w:r>
+      <w:proofErr w:type="spellStart"/>
+      <w:r>
+        <w:t>middleName</w:t>
+      </w:r>
+      <w:proofErr w:type="spellEnd"/>
+      <w:r>
+        <w:t xml:space="preserve">, </w:t>
+      </w:r>
+      <w:proofErr w:type="spellStart"/>
+      <w:r>
+        <w:t>lastName</w:t>
+      </w:r>
+      <w:proofErr w:type="spellEnd"/>
+      <w:r>
+        <w:t>)</w:t>
+      </w:r>
+    </w:p>
+    <w:p>
+      <w:pPr>
+        <w:autoSpaceDE w:val="0"/>
+        <w:autoSpaceDN w:val="0"/>
+        <w:adjustRightInd w:val="0"/>
+      </w:pPr>
+      <w:r>
+        <w:lastRenderedPageBreak/>
+        <w:t xml:space="preserve">+ </w:t>
+      </w:r>
+      <w:proofErr w:type="gramStart"/>
+      <w:r>
+        <w:t>Patient(</w:t>
+      </w:r>
+      <w:proofErr w:type="spellStart"/>
+      <w:proofErr w:type="gramEnd"/>
+      <w:r>
+        <w:t>firstName</w:t>
+      </w:r>
+      <w:proofErr w:type="spellEnd"/>
+      <w:r>
+        <w:t xml:space="preserve">, </w:t>
+      </w:r>
+      <w:proofErr w:type="spellStart"/>
+      <w:r>
+        <w:t>middleName</w:t>
+      </w:r>
+      <w:proofErr w:type="spellEnd"/>
+      <w:r>
+        <w:t xml:space="preserve">, </w:t>
+      </w:r>
+      <w:proofErr w:type="spellStart"/>
+      <w:r>
+        <w:t>lastName</w:t>
+      </w:r>
+      <w:proofErr w:type="spellEnd"/>
+      <w:r>
+        <w:t xml:space="preserve">, address, city, state, zip, </w:t>
+      </w:r>
+      <w:proofErr w:type="spellStart"/>
+      <w:r>
+        <w:t>phoneNumber</w:t>
+      </w:r>
+      <w:proofErr w:type="spellEnd"/>
+      <w:r>
+        <w:t xml:space="preserve">, </w:t>
+      </w:r>
+      <w:proofErr w:type="spellStart"/>
+      <w:r>
+        <w:t>emergencyName</w:t>
+      </w:r>
+      <w:proofErr w:type="spellEnd"/>
+      <w:r>
+        <w:t xml:space="preserve">, </w:t>
+      </w:r>
+      <w:proofErr w:type="spellStart"/>
+      <w:r>
+        <w:t>emergencyPhone</w:t>
+      </w:r>
+      <w:proofErr w:type="spellEnd"/>
+      <w:r>
+        <w:t>)</w:t>
+      </w:r>
+    </w:p>
+    <w:p>
+      <w:pPr>
+        <w:autoSpaceDE w:val="0"/>
+        <w:autoSpaceDN w:val="0"/>
+        <w:adjustRightInd w:val="0"/>
+      </w:pPr>
+      <w:r>
+        <w:t xml:space="preserve">+ </w:t>
+      </w:r>
+      <w:proofErr w:type="spellStart"/>
+      <w:proofErr w:type="gramStart"/>
+      <w:r>
+        <w:t>getFirstName</w:t>
+      </w:r>
+      <w:proofErr w:type="spellEnd"/>
+      <w:r>
+        <w:t>() :</w:t>
+      </w:r>
+      <w:proofErr w:type="gramEnd"/>
+      <w:r>
+        <w:t xml:space="preserve"> String</w:t>
+      </w:r>
+    </w:p>
+    <w:p>
+      <w:pPr>
+        <w:autoSpaceDE w:val="0"/>
+        <w:autoSpaceDN w:val="0"/>
+        <w:adjustRightInd w:val="0"/>
+      </w:pPr>
+      <w:r>
+        <w:t xml:space="preserve">+ </w:t>
+      </w:r>
+      <w:proofErr w:type="spellStart"/>
+      <w:proofErr w:type="gramStart"/>
+      <w:r>
+        <w:t>getMiddleName</w:t>
+      </w:r>
+      <w:proofErr w:type="spellEnd"/>
+      <w:r>
+        <w:t>() :</w:t>
+      </w:r>
+      <w:proofErr w:type="gramEnd"/>
+      <w:r>
+        <w:t xml:space="preserve"> String</w:t>
+      </w:r>
+    </w:p>
+    <w:p>
+      <w:pPr>
+        <w:autoSpaceDE w:val="0"/>
+        <w:autoSpaceDN w:val="0"/>
+        <w:adjustRightInd w:val="0"/>
+      </w:pPr>
+      <w:r>
+        <w:t xml:space="preserve">+ </w:t>
+      </w:r>
+      <w:proofErr w:type="spellStart"/>
+      <w:proofErr w:type="gramStart"/>
+      <w:r>
+        <w:t>getLastName</w:t>
+      </w:r>
+      <w:proofErr w:type="spellEnd"/>
+      <w:r>
+        <w:t>() :</w:t>
+      </w:r>
+      <w:proofErr w:type="gramEnd"/>
+      <w:r>
+        <w:t xml:space="preserve"> String</w:t>
+      </w:r>
+    </w:p>
+    <w:p>
+      <w:pPr>
+        <w:autoSpaceDE w:val="0"/>
+        <w:autoSpaceDN w:val="0"/>
+        <w:adjustRightInd w:val="0"/>
+      </w:pPr>
+      <w:r>
+        <w:t xml:space="preserve">+ </w:t>
+      </w:r>
+      <w:proofErr w:type="spellStart"/>
+      <w:proofErr w:type="gramStart"/>
+      <w:r>
+        <w:t>getAddress</w:t>
+      </w:r>
+      <w:proofErr w:type="spellEnd"/>
+      <w:r>
+        <w:t>() :</w:t>
+      </w:r>
+      <w:proofErr w:type="gramEnd"/>
+      <w:r>
+        <w:t xml:space="preserve"> String</w:t>
+      </w:r>
+    </w:p>
+    <w:p>
+      <w:pPr>
+        <w:autoSpaceDE w:val="0"/>
+        <w:autoSpaceDN w:val="0"/>
+        <w:adjustRightInd w:val="0"/>
+      </w:pPr>
+      <w:r>
+        <w:t xml:space="preserve">+ </w:t>
+      </w:r>
+      <w:proofErr w:type="spellStart"/>
+      <w:proofErr w:type="gramStart"/>
+      <w:r>
+        <w:t>getCity</w:t>
+      </w:r>
+      <w:proofErr w:type="spellEnd"/>
+      <w:r>
+        <w:t>() :</w:t>
+      </w:r>
+      <w:proofErr w:type="gramEnd"/>
+      <w:r>
+        <w:t xml:space="preserve"> String</w:t>
+      </w:r>
+    </w:p>
+    <w:p>
+      <w:pPr>
+        <w:autoSpaceDE w:val="0"/>
+        <w:autoSpaceDN w:val="0"/>
+        <w:adjustRightInd w:val="0"/>
+      </w:pPr>
+      <w:r>
+        <w:t xml:space="preserve">+ </w:t>
+      </w:r>
+      <w:proofErr w:type="spellStart"/>
+      <w:proofErr w:type="gramStart"/>
+      <w:r>
+        <w:t>getState</w:t>
+      </w:r>
+      <w:proofErr w:type="spellEnd"/>
+      <w:r>
+        <w:t>() :</w:t>
+      </w:r>
+      <w:proofErr w:type="gramEnd"/>
+      <w:r>
+        <w:t xml:space="preserve"> String</w:t>
+      </w:r>
+    </w:p>
+    <w:p>
+      <w:pPr>
+        <w:autoSpaceDE w:val="0"/>
+        <w:autoSpaceDN w:val="0"/>
+        <w:adjustRightInd w:val="0"/>
+      </w:pPr>
+      <w:r>
+        <w:t xml:space="preserve">+ </w:t>
+      </w:r>
+      <w:proofErr w:type="spellStart"/>
+      <w:proofErr w:type="gramStart"/>
+      <w:r>
+        <w:t>getZip</w:t>
+      </w:r>
+      <w:proofErr w:type="spellEnd"/>
+      <w:r>
+        <w:t>() :</w:t>
+      </w:r>
+      <w:proofErr w:type="gramEnd"/>
+      <w:r>
+        <w:t xml:space="preserve"> String</w:t>
+      </w:r>
+    </w:p>
+    <w:p>
+      <w:pPr>
+        <w:autoSpaceDE w:val="0"/>
+        <w:autoSpaceDN w:val="0"/>
+        <w:adjustRightInd w:val="0"/>
+      </w:pPr>
+      <w:r>
+        <w:t xml:space="preserve">+ </w:t>
+      </w:r>
+      <w:proofErr w:type="spellStart"/>
+      <w:proofErr w:type="gramStart"/>
+      <w:r>
+        <w:t>getPhoneNumber</w:t>
+      </w:r>
+      <w:proofErr w:type="spellEnd"/>
+      <w:r>
+        <w:t>() :</w:t>
+      </w:r>
+      <w:proofErr w:type="gramEnd"/>
+      <w:r>
+        <w:t xml:space="preserve"> String</w:t>
+      </w:r>
+    </w:p>
+    <w:p>
+      <w:pPr>
+        <w:autoSpaceDE w:val="0"/>
+        <w:autoSpaceDN w:val="0"/>
+        <w:adjustRightInd w:val="0"/>
+      </w:pPr>
+      <w:r>
+        <w:t xml:space="preserve">+ </w:t>
+      </w:r>
+      <w:proofErr w:type="spellStart"/>
+      <w:proofErr w:type="gramStart"/>
+      <w:r>
+        <w:t>getEmergencyName</w:t>
+      </w:r>
+      <w:proofErr w:type="spellEnd"/>
+      <w:r>
+        <w:t>() :</w:t>
+      </w:r>
+      <w:proofErr w:type="gramEnd"/>
+      <w:r>
+        <w:t xml:space="preserve"> String</w:t>
+      </w:r>
+    </w:p>
+    <w:p>
+      <w:pPr>
+        <w:autoSpaceDE w:val="0"/>
+        <w:autoSpaceDN w:val="0"/>
+        <w:adjustRightInd w:val="0"/>
+      </w:pPr>
+      <w:r>
+        <w:t xml:space="preserve">+ </w:t>
+      </w:r>
+      <w:proofErr w:type="spellStart"/>
+      <w:proofErr w:type="gramStart"/>
+      <w:r>
+        <w:t>getEmergencyPhone</w:t>
+      </w:r>
+      <w:proofErr w:type="spellEnd"/>
+      <w:r>
+        <w:t>() :</w:t>
+      </w:r>
+      <w:proofErr w:type="gramEnd"/>
+      <w:r>
+        <w:t xml:space="preserve"> String</w:t>
+      </w:r>
+    </w:p>
+    <w:p>
+      <w:pPr>
+        <w:autoSpaceDE w:val="0"/>
+        <w:autoSpaceDN w:val="0"/>
+        <w:adjustRightInd w:val="0"/>
+      </w:pPr>
+      <w:r>
+        <w:t xml:space="preserve">+ </w:t>
+      </w:r>
+      <w:proofErr w:type="spellStart"/>
+      <w:r>
+        <w:t>setFirstName</w:t>
+      </w:r>
+      <w:proofErr w:type="spellEnd"/>
+      <w:r>
+        <w:t>(</w:t>
+      </w:r>
+      <w:proofErr w:type="spellStart"/>
+      <w:r>
+        <w:t>firstName</w:t>
+      </w:r>
+      <w:proofErr w:type="spellEnd"/>
+      <w:proofErr w:type="gramStart"/>
+      <w:r>
+        <w:t>) :</w:t>
+      </w:r>
+      <w:proofErr w:type="gramEnd"/>
+      <w:r>
+        <w:t xml:space="preserve"> void</w:t>
+      </w:r>
+    </w:p>
+    <w:p>
+      <w:pPr>
+        <w:autoSpaceDE w:val="0"/>
+        <w:autoSpaceDN w:val="0"/>
+        <w:adjustRightInd w:val="0"/>
+      </w:pPr>
+      <w:r>
+        <w:t xml:space="preserve">+ </w:t>
+      </w:r>
+      <w:proofErr w:type="spellStart"/>
+      <w:r>
+        <w:t>setMiddleName</w:t>
+      </w:r>
+      <w:proofErr w:type="spellEnd"/>
+      <w:r>
+        <w:t>(</w:t>
+      </w:r>
+      <w:proofErr w:type="spellStart"/>
+      <w:r>
+        <w:t>middleName</w:t>
+      </w:r>
+      <w:proofErr w:type="spellEnd"/>
+      <w:proofErr w:type="gramStart"/>
+      <w:r>
+        <w:t>) :</w:t>
+      </w:r>
+      <w:proofErr w:type="gramEnd"/>
+      <w:r>
+        <w:t xml:space="preserve"> void</w:t>
+      </w:r>
+    </w:p>
+    <w:p>
+      <w:pPr>
+        <w:autoSpaceDE w:val="0"/>
+        <w:autoSpaceDN w:val="0"/>
+        <w:adjustRightInd w:val="0"/>
+      </w:pPr>
+      <w:r>
+        <w:t xml:space="preserve">+ </w:t>
+      </w:r>
+      <w:proofErr w:type="spellStart"/>
+      <w:r>
+        <w:t>setLastName</w:t>
+      </w:r>
+      <w:proofErr w:type="spellEnd"/>
+      <w:r>
+        <w:t>(</w:t>
+      </w:r>
+      <w:proofErr w:type="spellStart"/>
+      <w:r>
+        <w:t>lastName</w:t>
+      </w:r>
+      <w:proofErr w:type="spellEnd"/>
+      <w:proofErr w:type="gramStart"/>
+      <w:r>
+        <w:t>) :</w:t>
+      </w:r>
+      <w:proofErr w:type="gramEnd"/>
+      <w:r>
+        <w:t xml:space="preserve"> void</w:t>
+      </w:r>
+    </w:p>
+    <w:p>
+      <w:pPr>
+        <w:autoSpaceDE w:val="0"/>
+        <w:autoSpaceDN w:val="0"/>
+        <w:adjustRightInd w:val="0"/>
+      </w:pPr>
+      <w:r>
+        <w:t xml:space="preserve">+ </w:t>
+      </w:r>
+      <w:proofErr w:type="spellStart"/>
+      <w:r>
+        <w:t>setAddress</w:t>
+      </w:r>
+      <w:proofErr w:type="spellEnd"/>
+      <w:r>
+        <w:t>(address</w:t>
+      </w:r>
+      <w:proofErr w:type="gramStart"/>
+      <w:r>
+        <w:t>) :</w:t>
+      </w:r>
+      <w:proofErr w:type="gramEnd"/>
+      <w:r>
+        <w:t xml:space="preserve"> void</w:t>
+      </w:r>
+    </w:p>
+    <w:p>
+      <w:pPr>
+        <w:autoSpaceDE w:val="0"/>
+        <w:autoSpaceDN w:val="0"/>
+        <w:adjustRightInd w:val="0"/>
+      </w:pPr>
+      <w:r>
+        <w:t xml:space="preserve">+ </w:t>
+      </w:r>
+      <w:proofErr w:type="spellStart"/>
+      <w:r>
+        <w:t>setCity</w:t>
+      </w:r>
+      <w:proofErr w:type="spellEnd"/>
+      <w:r>
+        <w:t>(city</w:t>
+      </w:r>
+      <w:proofErr w:type="gramStart"/>
+      <w:r>
+        <w:t>) :</w:t>
+      </w:r>
+      <w:proofErr w:type="gramEnd"/>
+      <w:r>
+        <w:t xml:space="preserve"> void</w:t>
+      </w:r>
+    </w:p>
+    <w:p>
+      <w:pPr>
+        <w:autoSpaceDE w:val="0"/>
+        <w:autoSpaceDN w:val="0"/>
+        <w:adjustRightInd w:val="0"/>
+      </w:pPr>
+      <w:r>
+        <w:t xml:space="preserve">+ </w:t>
+      </w:r>
+      <w:proofErr w:type="spellStart"/>
+      <w:r>
+        <w:t>setState</w:t>
+      </w:r>
+      <w:proofErr w:type="spellEnd"/>
+      <w:r>
+        <w:t>(state</w:t>
+      </w:r>
+      <w:proofErr w:type="gramStart"/>
+      <w:r>
+        <w:t>) :</w:t>
+      </w:r>
+      <w:proofErr w:type="gramEnd"/>
+      <w:r>
+        <w:t xml:space="preserve"> void</w:t>
+      </w:r>
+    </w:p>
+    <w:p>
+      <w:pPr>
+        <w:autoSpaceDE w:val="0"/>
+        <w:autoSpaceDN w:val="0"/>
+        <w:adjustRightInd w:val="0"/>
+      </w:pPr>
+      <w:r>
+        <w:t xml:space="preserve">+ </w:t>
+      </w:r>
+      <w:proofErr w:type="spellStart"/>
+      <w:r>
+        <w:t>setZip</w:t>
+      </w:r>
+      <w:proofErr w:type="spellEnd"/>
+      <w:r>
+        <w:t>(zip</w:t>
+      </w:r>
+      <w:proofErr w:type="gramStart"/>
+      <w:r>
+        <w:t>) :</w:t>
+      </w:r>
+      <w:proofErr w:type="gramEnd"/>
+      <w:r>
+        <w:t xml:space="preserve"> void</w:t>
+      </w:r>
+    </w:p>
+    <w:p>
+      <w:pPr>
+        <w:autoSpaceDE w:val="0"/>
+        <w:autoSpaceDN w:val="0"/>
+        <w:adjustRightInd w:val="0"/>
+      </w:pPr>
+      <w:r>
+        <w:t xml:space="preserve">+ </w:t>
+      </w:r>
+      <w:proofErr w:type="spellStart"/>
+      <w:r>
+        <w:t>setPhoneNumber</w:t>
+      </w:r>
+      <w:proofErr w:type="spellEnd"/>
+      <w:r>
+        <w:t>(</w:t>
+      </w:r>
+      <w:proofErr w:type="spellStart"/>
+      <w:r>
+        <w:t>phoneNumber</w:t>
+      </w:r>
+      <w:proofErr w:type="spellEnd"/>
+      <w:proofErr w:type="gramStart"/>
+      <w:r>
+        <w:t>) :</w:t>
+      </w:r>
+      <w:proofErr w:type="gramEnd"/>
+      <w:r>
+        <w:t xml:space="preserve"> void</w:t>
+      </w:r>
+    </w:p>
+    <w:p>
+      <w:pPr>
+        <w:autoSpaceDE w:val="0"/>
+        <w:autoSpaceDN w:val="0"/>
+        <w:adjustRightInd w:val="0"/>
+      </w:pPr>
+      <w:r>
+        <w:t xml:space="preserve">+ </w:t>
+      </w:r>
+      <w:proofErr w:type="spellStart"/>
+      <w:r>
+        <w:t>setEmergencyName</w:t>
+      </w:r>
+      <w:proofErr w:type="spellEnd"/>
+      <w:r>
+        <w:t>(</w:t>
+      </w:r>
+      <w:proofErr w:type="spellStart"/>
+      <w:r>
+        <w:t>emergencyName</w:t>
+      </w:r>
+      <w:proofErr w:type="spellEnd"/>
+      <w:proofErr w:type="gramStart"/>
+      <w:r>
+        <w:t>) :</w:t>
+      </w:r>
+      <w:proofErr w:type="gramEnd"/>
+      <w:r>
+        <w:t xml:space="preserve"> void</w:t>
+      </w:r>
+    </w:p>
+    <w:p>
+      <w:pPr>
+        <w:autoSpaceDE w:val="0"/>
+        <w:autoSpaceDN w:val="0"/>
+        <w:adjustRightInd w:val="0"/>
+      </w:pPr>
+      <w:r>
+        <w:t xml:space="preserve">+ </w:t>
+      </w:r>
+      <w:proofErr w:type="spellStart"/>
+      <w:r>
+        <w:t>setEmergencyPhone</w:t>
+      </w:r>
+      <w:proofErr w:type="spellEnd"/>
+      <w:r>
+        <w:t>(</w:t>
+      </w:r>
+      <w:proofErr w:type="spellStart"/>
+      <w:r>
+        <w:t>emergencyPhone</w:t>
+      </w:r>
+      <w:proofErr w:type="spellEnd"/>
+      <w:proofErr w:type="gramStart"/>
+      <w:r>
+        <w:t>) :</w:t>
+      </w:r>
+      <w:proofErr w:type="gramEnd"/>
+      <w:r>
+        <w:t xml:space="preserve"> void</w:t>
+      </w:r>
+    </w:p>
+    <w:p>
+      <w:pPr>
+        <w:autoSpaceDE w:val="0"/>
+        <w:autoSpaceDN w:val="0"/>
+        <w:adjustRightInd w:val="0"/>
+      </w:pPr>
+      <w:r>
+        <w:t xml:space="preserve">+ </w:t>
+      </w:r>
+      <w:proofErr w:type="spellStart"/>
+      <w:proofErr w:type="gramStart"/>
+      <w:r>
+        <w:t>buildFullName</w:t>
+      </w:r>
+      <w:proofErr w:type="spellEnd"/>
+      <w:r>
+        <w:t>() :</w:t>
+      </w:r>
+      <w:proofErr w:type="gramEnd"/>
+      <w:r>
+        <w:t xml:space="preserve"> String</w:t>
+      </w:r>
+    </w:p>
+    <w:p>
+      <w:pPr>
+        <w:autoSpaceDE w:val="0"/>
+        <w:autoSpaceDN w:val="0"/>
+        <w:adjustRightInd w:val="0"/>
+      </w:pPr>
+      <w:r>
+        <w:t xml:space="preserve">+ </w:t>
+      </w:r>
+      <w:proofErr w:type="spellStart"/>
+      <w:proofErr w:type="gramStart"/>
+      <w:r>
+        <w:t>buildAddress</w:t>
+      </w:r>
+      <w:proofErr w:type="spellEnd"/>
+      <w:r>
+        <w:t>() :</w:t>
+      </w:r>
+      <w:proofErr w:type="gramEnd"/>
+      <w:r>
+        <w:t xml:space="preserve"> String</w:t>
+      </w:r>
+    </w:p>
+    <w:p>
+      <w:pPr>
+        <w:autoSpaceDE w:val="0"/>
+        <w:autoSpaceDN w:val="0"/>
+        <w:adjustRightInd w:val="0"/>
+      </w:pPr>
+      <w:r>
+        <w:t xml:space="preserve">+ </w:t>
+      </w:r>
+      <w:proofErr w:type="spellStart"/>
+      <w:proofErr w:type="gramStart"/>
+      <w:r>
+        <w:t>buildEmergencyContact</w:t>
+      </w:r>
+      <w:proofErr w:type="spellEnd"/>
+      <w:r>
+        <w:t>() :</w:t>
+      </w:r>
+      <w:proofErr w:type="gramEnd"/>
+      <w:r>
+        <w:t xml:space="preserve"> String</w:t>
+      </w:r>
+    </w:p>
+    <w:p>
+      <w:pPr>
+        <w:autoSpaceDE w:val="0"/>
+        <w:autoSpaceDN w:val="0"/>
+        <w:adjustRightInd w:val="0"/>
+      </w:pPr>
+      <w:r>
+        <w:t xml:space="preserve">+ </w:t>
+      </w:r>
+      <w:proofErr w:type="spellStart"/>
+      <w:proofErr w:type="gramStart"/>
+      <w:r>
+        <w:t>toString</w:t>
+      </w:r>
+      <w:proofErr w:type="spellEnd"/>
+      <w:r>
+        <w:t>() :</w:t>
+      </w:r>
+      <w:proofErr w:type="gramEnd"/>
+      <w:r>
+        <w:t xml:space="preserve"> String</w:t>
+      </w:r>
+    </w:p>
+    <w:p>
+      <w:pPr>
+        <w:autoSpaceDE w:val="0"/>
+        <w:autoSpaceDN w:val="0"/>
+        <w:adjustRightInd w:val="0"/>
+      </w:pPr>
+    </w:p>
+    <w:p>
+      <w:pPr>
+        <w:autoSpaceDE w:val="0"/>
+        <w:autoSpaceDN w:val="0"/>
+        <w:adjustRightInd w:val="0"/>
+      </w:pPr>
+      <w:r>
+        <w:t>Procedure</w:t>
+      </w:r>
+    </w:p>
+    <w:p>
+      <w:pPr>
+        <w:autoSpaceDE w:val="0"/>
+        <w:autoSpaceDN w:val="0"/>
+        <w:adjustRightInd w:val="0"/>
+      </w:pPr>
+      <w:r>
+        <w:t>--------------------------------</w:t>
+      </w:r>
+    </w:p>
+    <w:p>
+      <w:pPr>
+        <w:autoSpaceDE w:val="0"/>
+        <w:autoSpaceDN w:val="0"/>
+        <w:adjustRightInd w:val="0"/>
+      </w:pPr>
+      <w:r>
+        <w:t xml:space="preserve">- </w:t>
+      </w:r>
+      <w:proofErr w:type="spellStart"/>
+      <w:proofErr w:type="gramStart"/>
+      <w:r>
+        <w:t>procedureName</w:t>
+      </w:r>
+      <w:proofErr w:type="spellEnd"/>
+      <w:r>
+        <w:t xml:space="preserve"> :</w:t>
+      </w:r>
+      <w:proofErr w:type="gramEnd"/>
+      <w:r>
+        <w:t xml:space="preserve"> String</w:t>
+      </w:r>
+    </w:p>
+    <w:p>
+      <w:pPr>
+        <w:autoSpaceDE w:val="0"/>
+        <w:autoSpaceDN w:val="0"/>
+        <w:adjustRightInd w:val="0"/>
+      </w:pPr>
+      <w:r>
+        <w:t xml:space="preserve">- </w:t>
+      </w:r>
+      <w:proofErr w:type="spellStart"/>
+      <w:proofErr w:type="gramStart"/>
+      <w:r>
+        <w:t>procedureDate</w:t>
+      </w:r>
+      <w:proofErr w:type="spellEnd"/>
+      <w:r>
+        <w:t xml:space="preserve"> :</w:t>
+      </w:r>
+      <w:proofErr w:type="gramEnd"/>
+      <w:r>
+        <w:t xml:space="preserve"> String</w:t>
+      </w:r>
+    </w:p>
+    <w:p>
+      <w:pPr>
+        <w:autoSpaceDE w:val="0"/>
+        <w:autoSpaceDN w:val="0"/>
+        <w:adjustRightInd w:val="0"/>
+      </w:pPr>
+      <w:r>
+        <w:t xml:space="preserve">- </w:t>
+      </w:r>
+      <w:proofErr w:type="spellStart"/>
+      <w:proofErr w:type="gramStart"/>
+      <w:r>
+        <w:t>practitionerName</w:t>
+      </w:r>
+      <w:proofErr w:type="spellEnd"/>
+      <w:r>
+        <w:t xml:space="preserve"> :</w:t>
+      </w:r>
+      <w:proofErr w:type="gramEnd"/>
+      <w:r>
+        <w:t xml:space="preserve"> String</w:t>
+      </w:r>
+    </w:p>
+    <w:p>
+      <w:pPr>
+        <w:autoSpaceDE w:val="0"/>
+        <w:autoSpaceDN w:val="0"/>
+        <w:adjustRightInd w:val="0"/>
+      </w:pPr>
+      <w:r>
+        <w:t xml:space="preserve">- </w:t>
+      </w:r>
+      <w:proofErr w:type="gramStart"/>
+      <w:r>
+        <w:t>charge :</w:t>
+      </w:r>
+      <w:proofErr w:type="gramEnd"/>
+      <w:r>
+        <w:t xml:space="preserve"> double</w:t>
+      </w:r>
+    </w:p>
+    <w:p>
+      <w:pPr>
+        <w:autoSpaceDE w:val="0"/>
+        <w:autoSpaceDN w:val="0"/>
+        <w:adjustRightInd w:val="0"/>
+      </w:pPr>
+      <w:r>
+        <w:t>--------------------------------</w:t>
+      </w:r>
+    </w:p>
+    <w:p>
+      <w:pPr>
+        <w:autoSpaceDE w:val="0"/>
+        <w:autoSpaceDN w:val="0"/>
+        <w:adjustRightInd w:val="0"/>
+      </w:pPr>
+      <w:r>
+        <w:t xml:space="preserve">+ </w:t>
+      </w:r>
+      <w:proofErr w:type="gramStart"/>
+      <w:r>
+        <w:t>Procedure(</w:t>
+      </w:r>
+      <w:proofErr w:type="gramEnd"/>
+      <w:r>
+        <w:t>)</w:t>
+      </w:r>
+    </w:p>
+    <w:p>
+      <w:pPr>
+        <w:autoSpaceDE w:val="0"/>
+        <w:autoSpaceDN w:val="0"/>
+        <w:adjustRightInd w:val="0"/>
+      </w:pPr>
+      <w:r>
+        <w:t xml:space="preserve">+ </w:t>
+      </w:r>
+      <w:proofErr w:type="gramStart"/>
+      <w:r>
+        <w:t>Procedure(</w:t>
+      </w:r>
+      <w:proofErr w:type="spellStart"/>
+      <w:proofErr w:type="gramEnd"/>
+      <w:r>
+        <w:t>procedureName</w:t>
+      </w:r>
+      <w:proofErr w:type="spellEnd"/>
+      <w:r>
+        <w:t xml:space="preserve">, </w:t>
+      </w:r>
+      <w:proofErr w:type="spellStart"/>
+      <w:r>
+        <w:t>procedureDate</w:t>
+      </w:r>
+      <w:proofErr w:type="spellEnd"/>
+      <w:r>
+        <w:t>)</w:t>
+      </w:r>
+    </w:p>
+    <w:p>
+      <w:pPr>
+        <w:autoSpaceDE w:val="0"/>
+        <w:autoSpaceDN w:val="0"/>
+        <w:adjustRightInd w:val="0"/>
+      </w:pPr>
+      <w:r>
+        <w:t xml:space="preserve">+ </w:t>
+      </w:r>
+      <w:proofErr w:type="gramStart"/>
+      <w:r>
+        <w:t>Procedure(</w:t>
+      </w:r>
+      <w:proofErr w:type="spellStart"/>
+      <w:proofErr w:type="gramEnd"/>
+      <w:r>
+        <w:t>procedureName</w:t>
+      </w:r>
+      <w:proofErr w:type="spellEnd"/>
+      <w:r>
+        <w:t xml:space="preserve">, </w:t>
+      </w:r>
+      <w:proofErr w:type="spellStart"/>
+      <w:r>
+        <w:t>procedureDate</w:t>
+      </w:r>
+      <w:proofErr w:type="spellEnd"/>
+      <w:r>
+        <w:t xml:space="preserve">, </w:t>
+      </w:r>
+      <w:proofErr w:type="spellStart"/>
+      <w:r>
+        <w:t>practitionerName</w:t>
+      </w:r>
+      <w:proofErr w:type="spellEnd"/>
+      <w:r>
+        <w:t>, charge)</w:t>
+      </w:r>
+    </w:p>
+    <w:p>
+      <w:pPr>
+        <w:autoSpaceDE w:val="0"/>
+        <w:autoSpaceDN w:val="0"/>
+        <w:adjustRightInd w:val="0"/>
+      </w:pPr>
+      <w:r>
+        <w:t xml:space="preserve">+ </w:t>
+      </w:r>
+      <w:proofErr w:type="spellStart"/>
+      <w:proofErr w:type="gramStart"/>
+      <w:r>
+        <w:t>getProcedureName</w:t>
+      </w:r>
+      <w:proofErr w:type="spellEnd"/>
+      <w:r>
+        <w:t>() :</w:t>
+      </w:r>
+      <w:proofErr w:type="gramEnd"/>
+      <w:r>
+        <w:t xml:space="preserve"> String</w:t>
+      </w:r>
+    </w:p>
+    <w:p>
+      <w:pPr>
+        <w:autoSpaceDE w:val="0"/>
+        <w:autoSpaceDN w:val="0"/>
+        <w:adjustRightInd w:val="0"/>
+      </w:pPr>
+      <w:r>
+        <w:t xml:space="preserve">+ </w:t>
+      </w:r>
+      <w:proofErr w:type="spellStart"/>
+      <w:proofErr w:type="gramStart"/>
+      <w:r>
+        <w:t>getProcedureDate</w:t>
+      </w:r>
+      <w:proofErr w:type="spellEnd"/>
+      <w:r>
+        <w:t>() :</w:t>
+      </w:r>
+      <w:proofErr w:type="gramEnd"/>
+      <w:r>
+        <w:t xml:space="preserve"> String</w:t>
+      </w:r>
+    </w:p>
+    <w:p>
+      <w:pPr>
+        <w:autoSpaceDE w:val="0"/>
+        <w:autoSpaceDN w:val="0"/>
+        <w:adjustRightInd w:val="0"/>
+      </w:pPr>
+      <w:r>
+        <w:t xml:space="preserve">+ </w:t>
+      </w:r>
+      <w:proofErr w:type="spellStart"/>
+      <w:proofErr w:type="gramStart"/>
+      <w:r>
+        <w:t>getPractitionerName</w:t>
+      </w:r>
+      <w:proofErr w:type="spellEnd"/>
+      <w:r>
+        <w:t>() :</w:t>
+      </w:r>
+      <w:proofErr w:type="gramEnd"/>
+      <w:r>
+        <w:t xml:space="preserve"> String</w:t>
+      </w:r>
+    </w:p>
+    <w:p>
+      <w:pPr>
+        <w:autoSpaceDE w:val="0"/>
+        <w:autoSpaceDN w:val="0"/>
+        <w:adjustRightInd w:val="0"/>
+      </w:pPr>
+      <w:r>
+        <w:t xml:space="preserve">+ </w:t>
+      </w:r>
+      <w:proofErr w:type="spellStart"/>
+      <w:proofErr w:type="gramStart"/>
+      <w:r>
+        <w:t>getCharge</w:t>
+      </w:r>
+      <w:proofErr w:type="spellEnd"/>
+      <w:r>
+        <w:t>() :</w:t>
+      </w:r>
+      <w:proofErr w:type="gramEnd"/>
+      <w:r>
+        <w:t xml:space="preserve"> double</w:t>
+      </w:r>
+    </w:p>
+    <w:p>
+      <w:pPr>
+        <w:autoSpaceDE w:val="0"/>
+        <w:autoSpaceDN w:val="0"/>
+        <w:adjustRightInd w:val="0"/>
+      </w:pPr>
+      <w:r>
+        <w:t xml:space="preserve">+ </w:t>
+      </w:r>
+      <w:proofErr w:type="spellStart"/>
+      <w:r>
+        <w:t>setProcedureName</w:t>
+      </w:r>
+      <w:proofErr w:type="spellEnd"/>
+      <w:r>
+        <w:t>(</w:t>
+      </w:r>
+      <w:proofErr w:type="spellStart"/>
+      <w:r>
+        <w:t>procedureName</w:t>
+      </w:r>
+      <w:proofErr w:type="spellEnd"/>
+      <w:proofErr w:type="gramStart"/>
+      <w:r>
+        <w:t>) :</w:t>
+      </w:r>
+      <w:proofErr w:type="gramEnd"/>
+      <w:r>
+        <w:t xml:space="preserve"> void</w:t>
+      </w:r>
+    </w:p>
+    <w:p>
+      <w:pPr>
+        <w:autoSpaceDE w:val="0"/>
+        <w:autoSpaceDN w:val="0"/>
+        <w:adjustRightInd w:val="0"/>
+      </w:pPr>
+      <w:r>
+        <w:t xml:space="preserve">+ </w:t>
+      </w:r>
+      <w:proofErr w:type="spellStart"/>
+      <w:r>
+        <w:t>setProcedureDate</w:t>
+      </w:r>
+      <w:proofErr w:type="spellEnd"/>
+      <w:r>
+        <w:t>(</w:t>
+      </w:r>
+      <w:proofErr w:type="spellStart"/>
+      <w:r>
+        <w:t>procedureDate</w:t>
+      </w:r>
+      <w:proofErr w:type="spellEnd"/>
+      <w:proofErr w:type="gramStart"/>
+      <w:r>
+        <w:t>) :</w:t>
+      </w:r>
+      <w:proofErr w:type="gramEnd"/>
+      <w:r>
+        <w:t xml:space="preserve"> void</w:t>
+      </w:r>
+    </w:p>
+    <w:p>
+      <w:pPr>
+        <w:autoSpaceDE w:val="0"/>
+        <w:autoSpaceDN w:val="0"/>
+        <w:adjustRightInd w:val="0"/>
+      </w:pPr>
+      <w:r>
+        <w:t xml:space="preserve">+ </w:t>
+      </w:r>
+      <w:proofErr w:type="spellStart"/>
+      <w:r>
+        <w:t>setPractitionerName</w:t>
+      </w:r>
+      <w:proofErr w:type="spellEnd"/>
+      <w:r>
+        <w:t>(</w:t>
+      </w:r>
+      <w:proofErr w:type="spellStart"/>
+      <w:r>
+        <w:t>practitionerName</w:t>
+      </w:r>
+      <w:proofErr w:type="spellEnd"/>
+      <w:proofErr w:type="gramStart"/>
+      <w:r>
+        <w:t>) :</w:t>
+      </w:r>
+      <w:proofErr w:type="gramEnd"/>
+      <w:r>
+        <w:t xml:space="preserve"> void</w:t>
+      </w:r>
+    </w:p>
+    <w:p>
+      <w:pPr>
+        <w:autoSpaceDE w:val="0"/>
+        <w:autoSpaceDN w:val="0"/>
+        <w:adjustRightInd w:val="0"/>
+      </w:pPr>
+      <w:r>
+        <w:t xml:space="preserve">+ </w:t>
+      </w:r>
+      <w:proofErr w:type="spellStart"/>
+      <w:r>
+        <w:t>setCharge</w:t>
+      </w:r>
+      <w:proofErr w:type="spellEnd"/>
+      <w:r>
+        <w:t>(charge</w:t>
+      </w:r>
+      <w:proofErr w:type="gramStart"/>
+      <w:r>
+        <w:t>) :</w:t>
+      </w:r>
+      <w:proofErr w:type="gramEnd"/>
+      <w:r>
+        <w:t xml:space="preserve"> void</w:t>
+      </w:r>
+    </w:p>
+    <w:p>
+      <w:pPr>
+        <w:autoSpaceDE w:val="0"/>
+        <w:autoSpaceDN w:val="0"/>
+        <w:adjustRightInd w:val="0"/>
+      </w:pPr>
+      <w:r>
+        <w:t xml:space="preserve">+ </w:t>
+      </w:r>
+      <w:proofErr w:type="spellStart"/>
+      <w:proofErr w:type="gramStart"/>
+      <w:r>
+        <w:t>toString</w:t>
+      </w:r>
+      <w:proofErr w:type="spellEnd"/>
+      <w:r>
+        <w:t>() :</w:t>
+      </w:r>
+      <w:proofErr w:type="gramEnd"/>
+      <w:r>
+        <w:t xml:space="preserve"> String</w:t>
+      </w:r>
+    </w:p>
+    <w:p>
+      <w:pPr>
+        <w:autoSpaceDE w:val="0"/>
+        <w:autoSpaceDN w:val="0"/>
+        <w:adjustRightInd w:val="0"/>
+      </w:pPr>
+    </w:p>
+    <w:p>
+      <w:pPr>
+        <w:autoSpaceDE w:val="0"/>
+        <w:autoSpaceDN w:val="0"/>
+        <w:adjustRightInd w:val="0"/>
+      </w:pPr>
+      <w:r>
+        <w:t>Relationship:</w:t>
+      </w:r>
+    </w:p>
+    <w:p>
+      <w:pPr>
+        <w:autoSpaceDE w:val="0"/>
+        <w:autoSpaceDN w:val="0"/>
+        <w:adjustRightInd w:val="0"/>
+      </w:pPr>
+      <w:proofErr w:type="spellStart"/>
+      <w:r>
+        <w:t>PatientDriverGUI</w:t>
+      </w:r>
+      <w:proofErr w:type="spellEnd"/>
+      <w:r>
+        <w:t xml:space="preserve"> uses Patient and Procedure objects.</w:t>
+      </w:r>
+    </w:p>
+    <w:p>
+      <w:pPr>
+        <w:autoSpaceDE w:val="0"/>
+        <w:autoSpaceDN w:val="0"/>
+        <w:adjustRightInd w:val="0"/>
         <w:rPr>
-          <w:rFonts w:ascii="Courier New" w:hAnsi="Courier New" w:cs="Courier New"/>
-          <w:b/>
-          <w:bCs/>
           <w:color w:val="7F0055"/>
-          <w:sz w:val="20"/>
-          <w:szCs w:val="20"/>
         </w:rPr>
       </w:pPr>
     </w:p>
@@ -1498,54 +2987,21 @@
       <w:pPr>
         <w:pStyle w:val="ListParagraph"/>
         <w:ind w:left="0"/>
-        <w:rPr>
-          <w:b/>
-        </w:rPr>
       </w:pPr>
     </w:p>
     <w:p>
       <w:pPr>
         <w:pStyle w:val="ListParagraph"/>
         <w:ind w:left="0"/>
-        <w:rPr>
-          <w:b/>
-        </w:rPr>
-      </w:pPr>
-      <w:r>
-        <w:rPr>
-          <w:b/>
-        </w:rPr>
-        <w:t>Check List:</w:t>
-      </w:r>
-      <w:r>
-        <w:rPr>
-          <w:b/>
-        </w:rPr>
-        <w:t xml:space="preserve"> </w:t>
-      </w:r>
-      <w:r>
-        <w:t xml:space="preserve">&lt;Provide answers to the </w:t>
-      </w:r>
-      <w:r>
-        <w:t>column Y/N or N/A</w:t>
-      </w:r>
-      <w:r>
-        <w:t xml:space="preserve"> &gt;</w:t>
-      </w:r>
-      <w:r>
-        <w:rPr>
-          <w:b/>
-        </w:rPr>
-        <w:t>:</w:t>
+      </w:pPr>
+      <w:r>
+        <w:t>Check List: &lt;Provide answers to the column Y/N or N/A &gt;:</w:t>
       </w:r>
     </w:p>
     <w:p>
       <w:pPr>
         <w:pStyle w:val="ListParagraph"/>
         <w:ind w:left="0"/>
-        <w:rPr>
-          <w:b/>
-        </w:rPr>
       </w:pPr>
     </w:p>
     <w:tbl>
@@ -1575,15 +3031,7 @@
             <w:tcW w:w="542" w:type="dxa"/>
           </w:tcPr>
           <w:p>
-            <w:pPr>
-              <w:rPr>
-                <w:b/>
-              </w:rPr>
-            </w:pPr>
-            <w:r>
-              <w:rPr>
-                <w:b/>
-              </w:rPr>
+            <w:r>
               <w:t>#</w:t>
             </w:r>
           </w:p>
@@ -1592,28 +3040,14 @@
           <w:tcPr>
             <w:tcW w:w="5508" w:type="dxa"/>
           </w:tcPr>
-          <w:p>
-            <w:pPr>
-              <w:rPr>
-                <w:b/>
-              </w:rPr>
-            </w:pPr>
-          </w:p>
+          <w:p/>
         </w:tc>
         <w:tc>
           <w:tcPr>
             <w:tcW w:w="2070" w:type="dxa"/>
           </w:tcPr>
           <w:p>
-            <w:pPr>
-              <w:rPr>
-                <w:b/>
-              </w:rPr>
-            </w:pPr>
-            <w:r>
-              <w:rPr>
-                <w:b/>
-              </w:rPr>
+            <w:r>
               <w:t>Y/N</w:t>
             </w:r>
           </w:p>
@@ -1623,15 +3057,7 @@
             <w:tcW w:w="1350" w:type="dxa"/>
           </w:tcPr>
           <w:p>
-            <w:pPr>
-              <w:rPr>
-                <w:b/>
-              </w:rPr>
-            </w:pPr>
-            <w:r>
-              <w:rPr>
-                <w:b/>
-              </w:rPr>
+            <w:r>
               <w:t>Comments</w:t>
             </w:r>
           </w:p>
@@ -1651,33 +3077,25 @@
               </w:numPr>
               <w:ind w:hanging="360"/>
               <w:contextualSpacing/>
+            </w:pPr>
+          </w:p>
+        </w:tc>
+        <w:tc>
+          <w:tcPr>
+            <w:tcW w:w="5508" w:type="dxa"/>
+          </w:tcPr>
+          <w:p>
+            <w:pPr>
               <w:rPr>
-                <w:b/>
+                <w:rFonts w:eastAsia="Verdana"/>
               </w:rPr>
             </w:pPr>
-          </w:p>
-        </w:tc>
-        <w:tc>
-          <w:tcPr>
-            <w:tcW w:w="5508" w:type="dxa"/>
-          </w:tcPr>
-          <w:p>
-            <w:pPr>
+            <w:r>
+              <w:t>Assignment files:</w:t>
+            </w:r>
+            <w:r>
               <w:rPr>
-                <w:rFonts w:ascii="Verdana" w:eastAsia="Verdana" w:hAnsi="Verdana" w:cs="Verdana"/>
-                <w:b/>
-              </w:rPr>
-            </w:pPr>
-            <w:r>
-              <w:rPr>
-                <w:b/>
-              </w:rPr>
-              <w:t>Assignment files:</w:t>
-            </w:r>
-            <w:r>
-              <w:rPr>
-                <w:rFonts w:ascii="Verdana" w:eastAsia="Verdana" w:hAnsi="Verdana" w:cs="Verdana"/>
-                <w:b/>
+                <w:rFonts w:eastAsia="Verdana"/>
               </w:rPr>
               <w:t xml:space="preserve"> </w:t>
             </w:r>
@@ -1688,15 +3106,7 @@
             <w:tcW w:w="2070" w:type="dxa"/>
           </w:tcPr>
           <w:p>
-            <w:pPr>
-              <w:rPr>
-                <w:b/>
-              </w:rPr>
-            </w:pPr>
-            <w:r>
-              <w:rPr>
-                <w:b/>
-              </w:rPr>
+            <w:r>
               <w:t>Y</w:t>
             </w:r>
           </w:p>
@@ -1706,11 +3116,6 @@
             <w:tcW w:w="1350" w:type="dxa"/>
           </w:tcPr>
           <w:p>
-            <w:pPr>
-              <w:rPr>
-                <w:b/>
-              </w:rPr>
-            </w:pPr>
             <w:r>
               <w:t>ZIP file created with project files.</w:t>
             </w:r>
@@ -1722,13 +3127,7 @@
           <w:tcPr>
             <w:tcW w:w="542" w:type="dxa"/>
           </w:tcPr>
-          <w:p>
-            <w:pPr>
-              <w:rPr>
-                <w:b/>
-              </w:rPr>
-            </w:pPr>
-          </w:p>
+          <w:p/>
         </w:tc>
         <w:tc>
           <w:tcPr>
@@ -1743,7 +3142,6 @@
               </w:numPr>
               <w:rPr>
                 <w:rFonts w:eastAsia="Verdana"/>
-                <w:b/>
               </w:rPr>
             </w:pPr>
             <w:r>
@@ -1777,15 +3175,7 @@
             <w:tcW w:w="2070" w:type="dxa"/>
           </w:tcPr>
           <w:p>
-            <w:pPr>
-              <w:rPr>
-                <w:b/>
-              </w:rPr>
-            </w:pPr>
-            <w:r>
-              <w:rPr>
-                <w:b/>
-              </w:rPr>
+            <w:r>
               <w:t>Y</w:t>
             </w:r>
           </w:p>
@@ -1795,11 +3185,6 @@
             <w:tcW w:w="1350" w:type="dxa"/>
           </w:tcPr>
           <w:p>
-            <w:pPr>
-              <w:rPr>
-                <w:b/>
-              </w:rPr>
-            </w:pPr>
             <w:r>
               <w:t>Documentation completed.</w:t>
             </w:r>
@@ -1811,13 +3196,7 @@
           <w:tcPr>
             <w:tcW w:w="542" w:type="dxa"/>
           </w:tcPr>
-          <w:p>
-            <w:pPr>
-              <w:rPr>
-                <w:b/>
-              </w:rPr>
-            </w:pPr>
-          </w:p>
+          <w:p/>
         </w:tc>
         <w:tc>
           <w:tcPr>
@@ -1838,19 +3217,7 @@
               <w:rPr>
                 <w:rFonts w:eastAsia="inherit"/>
               </w:rPr>
-              <w:t>FirstInitialLastName_Assignment#.docx</w:t>
-            </w:r>
-            <w:r>
-              <w:rPr>
-                <w:rFonts w:eastAsia="inherit"/>
-              </w:rPr>
-              <w:t>/.pdf</w:t>
-            </w:r>
-            <w:r>
-              <w:rPr>
-                <w:rFonts w:eastAsia="inherit"/>
-              </w:rPr>
-              <w:t xml:space="preserve">      </w:t>
+              <w:t xml:space="preserve">FirstInitialLastName_Assignment#.docx/.pdf      </w:t>
             </w:r>
           </w:p>
         </w:tc>
@@ -1859,15 +3226,7 @@
             <w:tcW w:w="2070" w:type="dxa"/>
           </w:tcPr>
           <w:p>
-            <w:pPr>
-              <w:rPr>
-                <w:b/>
-              </w:rPr>
-            </w:pPr>
-            <w:r>
-              <w:rPr>
-                <w:b/>
-              </w:rPr>
+            <w:r>
               <w:t>Y</w:t>
             </w:r>
           </w:p>
@@ -1877,11 +3236,6 @@
             <w:tcW w:w="1350" w:type="dxa"/>
           </w:tcPr>
           <w:p>
-            <w:pPr>
-              <w:rPr>
-                <w:b/>
-              </w:rPr>
-            </w:pPr>
             <w:r>
               <w:t>Documentation completed.</w:t>
             </w:r>
@@ -1893,13 +3247,7 @@
           <w:tcPr>
             <w:tcW w:w="542" w:type="dxa"/>
           </w:tcPr>
-          <w:p>
-            <w:pPr>
-              <w:rPr>
-                <w:b/>
-              </w:rPr>
-            </w:pPr>
-          </w:p>
+          <w:p/>
         </w:tc>
         <w:tc>
           <w:tcPr>
@@ -1929,15 +3277,7 @@
             <w:tcW w:w="2070" w:type="dxa"/>
           </w:tcPr>
           <w:p>
-            <w:pPr>
-              <w:rPr>
-                <w:b/>
-              </w:rPr>
-            </w:pPr>
-            <w:r>
-              <w:rPr>
-                <w:b/>
-              </w:rPr>
+            <w:r>
               <w:t>Y</w:t>
             </w:r>
           </w:p>
@@ -1947,11 +3287,6 @@
             <w:tcW w:w="1350" w:type="dxa"/>
           </w:tcPr>
           <w:p>
-            <w:pPr>
-              <w:rPr>
-                <w:b/>
-              </w:rPr>
-            </w:pPr>
             <w:r>
               <w:t>Included Patient.java, Procedure.java, and PatientDriverGUI.java.</w:t>
             </w:r>
@@ -1972,28 +3307,20 @@
               </w:numPr>
               <w:ind w:hanging="360"/>
               <w:contextualSpacing/>
+            </w:pPr>
+          </w:p>
+        </w:tc>
+        <w:tc>
+          <w:tcPr>
+            <w:tcW w:w="5508" w:type="dxa"/>
+          </w:tcPr>
+          <w:p>
+            <w:pPr>
               <w:rPr>
-                <w:b/>
+                <w:rFonts w:eastAsia="inherit"/>
               </w:rPr>
             </w:pPr>
-          </w:p>
-        </w:tc>
-        <w:tc>
-          <w:tcPr>
-            <w:tcW w:w="5508" w:type="dxa"/>
-          </w:tcPr>
-          <w:p>
-            <w:pPr>
-              <w:rPr>
-                <w:rFonts w:ascii="inherit" w:eastAsia="inherit" w:hAnsi="inherit" w:cs="inherit"/>
-                <w:sz w:val="20"/>
-                <w:szCs w:val="20"/>
-              </w:rPr>
-            </w:pPr>
-            <w:r>
-              <w:rPr>
-                <w:b/>
-              </w:rPr>
+            <w:r>
               <w:t>Program compiles</w:t>
             </w:r>
           </w:p>
@@ -2003,15 +3330,7 @@
             <w:tcW w:w="2070" w:type="dxa"/>
           </w:tcPr>
           <w:p>
-            <w:pPr>
-              <w:rPr>
-                <w:b/>
-              </w:rPr>
-            </w:pPr>
-            <w:r>
-              <w:rPr>
-                <w:b/>
-              </w:rPr>
+            <w:r>
               <w:t>Y</w:t>
             </w:r>
           </w:p>
@@ -2021,17 +3340,8 @@
             <w:tcW w:w="1350" w:type="dxa"/>
           </w:tcPr>
           <w:p>
-            <w:pPr>
-              <w:rPr>
-                <w:b/>
-              </w:rPr>
-            </w:pPr>
-            <w:r>
-              <w:t>Compiles successfull</w:t>
-            </w:r>
-            <w:r>
-              <w:lastRenderedPageBreak/>
-              <w:t>y using Java 21.</w:t>
+            <w:r>
+              <w:t>Compiles successfully using Java 21.</w:t>
             </w:r>
           </w:p>
         </w:tc>
@@ -2050,9 +3360,6 @@
               </w:numPr>
               <w:ind w:hanging="360"/>
               <w:contextualSpacing/>
-              <w:rPr>
-                <w:b/>
-              </w:rPr>
             </w:pPr>
           </w:p>
         </w:tc>
@@ -2061,15 +3368,7 @@
             <w:tcW w:w="5508" w:type="dxa"/>
           </w:tcPr>
           <w:p>
-            <w:pPr>
-              <w:rPr>
-                <w:b/>
-              </w:rPr>
-            </w:pPr>
-            <w:r>
-              <w:rPr>
-                <w:b/>
-              </w:rPr>
+            <w:r>
               <w:t>Program runs with desired outputs related to a Test Plan</w:t>
             </w:r>
           </w:p>
@@ -2079,15 +3378,7 @@
             <w:tcW w:w="2070" w:type="dxa"/>
           </w:tcPr>
           <w:p>
-            <w:pPr>
-              <w:rPr>
-                <w:b/>
-              </w:rPr>
-            </w:pPr>
-            <w:r>
-              <w:rPr>
-                <w:b/>
-              </w:rPr>
+            <w:r>
               <w:t>Y</w:t>
             </w:r>
           </w:p>
@@ -2097,11 +3388,6 @@
             <w:tcW w:w="1350" w:type="dxa"/>
           </w:tcPr>
           <w:p>
-            <w:pPr>
-              <w:rPr>
-                <w:b/>
-              </w:rPr>
-            </w:pPr>
             <w:r>
               <w:t>GUI runs correctly and displays patient, procedures, and total charges.</w:t>
             </w:r>
@@ -2122,8 +3408,221 @@
               </w:numPr>
               <w:ind w:hanging="360"/>
               <w:contextualSpacing/>
+            </w:pPr>
+          </w:p>
+        </w:tc>
+        <w:tc>
+          <w:tcPr>
+            <w:tcW w:w="5508" w:type="dxa"/>
+          </w:tcPr>
+          <w:p>
+            <w:r>
+              <w:t>Documentation file:</w:t>
+            </w:r>
+          </w:p>
+        </w:tc>
+        <w:tc>
+          <w:tcPr>
+            <w:tcW w:w="2070" w:type="dxa"/>
+          </w:tcPr>
+          <w:p>
+            <w:r>
+              <w:t>Y</w:t>
+            </w:r>
+          </w:p>
+        </w:tc>
+        <w:tc>
+          <w:tcPr>
+            <w:tcW w:w="1350" w:type="dxa"/>
+          </w:tcPr>
+          <w:p/>
+        </w:tc>
+      </w:tr>
+      <w:tr>
+        <w:tc>
+          <w:tcPr>
+            <w:tcW w:w="542" w:type="dxa"/>
+          </w:tcPr>
+          <w:p/>
+        </w:tc>
+        <w:tc>
+          <w:tcPr>
+            <w:tcW w:w="5508" w:type="dxa"/>
+          </w:tcPr>
+          <w:p>
+            <w:pPr>
+              <w:pStyle w:val="ListParagraph"/>
+              <w:numPr>
+                <w:ilvl w:val="0"/>
+                <w:numId w:val="11"/>
+              </w:numPr>
+            </w:pPr>
+            <w:r>
+              <w:t>Comprehensive Test Plan</w:t>
+            </w:r>
+          </w:p>
+        </w:tc>
+        <w:tc>
+          <w:tcPr>
+            <w:tcW w:w="2070" w:type="dxa"/>
+          </w:tcPr>
+          <w:p>
+            <w:r>
+              <w:t>Y</w:t>
+            </w:r>
+          </w:p>
+        </w:tc>
+        <w:tc>
+          <w:tcPr>
+            <w:tcW w:w="1350" w:type="dxa"/>
+          </w:tcPr>
+          <w:p>
+            <w:r>
+              <w:t>Included in documentation.</w:t>
+            </w:r>
+          </w:p>
+        </w:tc>
+      </w:tr>
+      <w:tr>
+        <w:tc>
+          <w:tcPr>
+            <w:tcW w:w="542" w:type="dxa"/>
+          </w:tcPr>
+          <w:p/>
+        </w:tc>
+        <w:tc>
+          <w:tcPr>
+            <w:tcW w:w="5508" w:type="dxa"/>
+          </w:tcPr>
+          <w:p>
+            <w:pPr>
+              <w:pStyle w:val="ListParagraph"/>
+              <w:numPr>
+                <w:ilvl w:val="0"/>
+                <w:numId w:val="11"/>
+              </w:numPr>
+            </w:pPr>
+            <w:r>
+              <w:t>Screenshots related to the Test Plan</w:t>
+            </w:r>
+          </w:p>
+        </w:tc>
+        <w:tc>
+          <w:tcPr>
+            <w:tcW w:w="2070" w:type="dxa"/>
+          </w:tcPr>
+          <w:p>
+            <w:r>
+              <w:t>Y</w:t>
+            </w:r>
+          </w:p>
+        </w:tc>
+        <w:tc>
+          <w:tcPr>
+            <w:tcW w:w="1350" w:type="dxa"/>
+          </w:tcPr>
+          <w:p>
+            <w:r>
+              <w:t>Screenshots included.</w:t>
+            </w:r>
+          </w:p>
+        </w:tc>
+      </w:tr>
+      <w:tr>
+        <w:tc>
+          <w:tcPr>
+            <w:tcW w:w="542" w:type="dxa"/>
+          </w:tcPr>
+          <w:p/>
+        </w:tc>
+        <w:tc>
+          <w:tcPr>
+            <w:tcW w:w="5508" w:type="dxa"/>
+          </w:tcPr>
+          <w:p>
+            <w:pPr>
+              <w:pStyle w:val="ListParagraph"/>
+              <w:numPr>
+                <w:ilvl w:val="0"/>
+                <w:numId w:val="11"/>
+              </w:numPr>
+            </w:pPr>
+            <w:r>
+              <w:t>Screenshots of your GitHub account with submitted Assignment# (if required)</w:t>
+            </w:r>
+          </w:p>
+        </w:tc>
+        <w:tc>
+          <w:tcPr>
+            <w:tcW w:w="2070" w:type="dxa"/>
+          </w:tcPr>
+          <w:p>
+            <w:r>
+              <w:t>Y</w:t>
+            </w:r>
+          </w:p>
+        </w:tc>
+        <w:tc>
+          <w:tcPr>
+            <w:tcW w:w="1350" w:type="dxa"/>
+          </w:tcPr>
+          <w:p>
+            <w:r>
+              <w:t>included</w:t>
+            </w:r>
+          </w:p>
+        </w:tc>
+      </w:tr>
+      <w:tr>
+        <w:tc>
+          <w:tcPr>
+            <w:tcW w:w="542" w:type="dxa"/>
+          </w:tcPr>
+          <w:p/>
+        </w:tc>
+        <w:tc>
+          <w:tcPr>
+            <w:tcW w:w="5508" w:type="dxa"/>
+          </w:tcPr>
+          <w:p>
+            <w:pPr>
+              <w:pStyle w:val="ListParagraph"/>
+              <w:numPr>
+                <w:ilvl w:val="0"/>
+                <w:numId w:val="11"/>
+              </w:numPr>
+            </w:pPr>
+            <w:r>
+              <w:t>UML Diagram (if required)</w:t>
+            </w:r>
+          </w:p>
+        </w:tc>
+        <w:tc>
+          <w:tcPr>
+            <w:tcW w:w="2070" w:type="dxa"/>
+          </w:tcPr>
+          <w:p/>
+        </w:tc>
+        <w:tc>
+          <w:tcPr>
+            <w:tcW w:w="1350" w:type="dxa"/>
+          </w:tcPr>
+          <w:p>
+            <w:r>
+              <w:t>included</w:t>
+            </w:r>
+          </w:p>
+        </w:tc>
+      </w:tr>
+      <w:tr>
+        <w:tc>
+          <w:tcPr>
+            <w:tcW w:w="542" w:type="dxa"/>
+          </w:tcPr>
+          <w:p>
+            <w:pPr>
               <w:rPr>
-                <w:b/>
+                <w:rFonts w:eastAsia="Verdana"/>
               </w:rPr>
             </w:pPr>
           </w:p>
@@ -2134,58 +3633,54 @@
           </w:tcPr>
           <w:p>
             <w:pPr>
+              <w:pStyle w:val="ListParagraph"/>
+              <w:numPr>
+                <w:ilvl w:val="0"/>
+                <w:numId w:val="11"/>
+              </w:numPr>
+            </w:pPr>
+            <w:r>
+              <w:t>Algorithms/Pseudocode (if required)</w:t>
+            </w:r>
+          </w:p>
+        </w:tc>
+        <w:tc>
+          <w:tcPr>
+            <w:tcW w:w="2070" w:type="dxa"/>
+          </w:tcPr>
+          <w:p>
+            <w:pPr>
               <w:rPr>
-                <w:b/>
+                <w:rFonts w:eastAsia="Verdana"/>
               </w:rPr>
             </w:pPr>
-            <w:r>
-              <w:rPr>
-                <w:b/>
-              </w:rPr>
-              <w:t>Documentation file:</w:t>
-            </w:r>
-          </w:p>
-        </w:tc>
-        <w:tc>
-          <w:tcPr>
-            <w:tcW w:w="2070" w:type="dxa"/>
+          </w:p>
+        </w:tc>
+        <w:tc>
+          <w:tcPr>
+            <w:tcW w:w="1350" w:type="dxa"/>
           </w:tcPr>
           <w:p>
             <w:pPr>
               <w:rPr>
-                <w:b/>
+                <w:rFonts w:eastAsia="Verdana"/>
               </w:rPr>
             </w:pPr>
             <w:r>
-              <w:rPr>
-                <w:b/>
-              </w:rPr>
-              <w:t>Y</w:t>
-            </w:r>
-          </w:p>
-        </w:tc>
-        <w:tc>
-          <w:tcPr>
-            <w:tcW w:w="1350" w:type="dxa"/>
+              <w:t>included</w:t>
+            </w:r>
+          </w:p>
+        </w:tc>
+      </w:tr>
+      <w:tr>
+        <w:tc>
+          <w:tcPr>
+            <w:tcW w:w="542" w:type="dxa"/>
           </w:tcPr>
           <w:p>
             <w:pPr>
               <w:rPr>
-                <w:b/>
-              </w:rPr>
-            </w:pPr>
-          </w:p>
-        </w:tc>
-      </w:tr>
-      <w:tr>
-        <w:tc>
-          <w:tcPr>
-            <w:tcW w:w="542" w:type="dxa"/>
-          </w:tcPr>
-          <w:p>
-            <w:pPr>
-              <w:rPr>
-                <w:b/>
+                <w:rFonts w:eastAsia="Verdana"/>
               </w:rPr>
             </w:pPr>
           </w:p>
@@ -2202,14 +3697,11 @@
                 <w:numId w:val="11"/>
               </w:numPr>
               <w:rPr>
-                <w:bCs/>
+                <w:rFonts w:eastAsia="Verdana"/>
               </w:rPr>
             </w:pPr>
             <w:r>
-              <w:rPr>
-                <w:bCs/>
-              </w:rPr>
-              <w:t>Comprehensive Test Plan</w:t>
+              <w:t>Flowchart (if required)</w:t>
             </w:r>
           </w:p>
         </w:tc>
@@ -2220,15 +3712,9 @@
           <w:p>
             <w:pPr>
               <w:rPr>
-                <w:b/>
+                <w:rFonts w:eastAsia="Verdana"/>
               </w:rPr>
             </w:pPr>
-            <w:r>
-              <w:rPr>
-                <w:b/>
-              </w:rPr>
-              <w:t>Y</w:t>
-            </w:r>
           </w:p>
         </w:tc>
         <w:tc>
@@ -2238,11 +3724,11 @@
           <w:p>
             <w:pPr>
               <w:rPr>
-                <w:b/>
+                <w:rFonts w:eastAsia="Verdana"/>
               </w:rPr>
             </w:pPr>
             <w:r>
-              <w:t>Included in documentation.</w:t>
+              <w:t>included</w:t>
             </w:r>
           </w:p>
         </w:tc>
@@ -2255,7 +3741,7 @@
           <w:p>
             <w:pPr>
               <w:rPr>
-                <w:b/>
+                <w:rFonts w:eastAsia="Verdana"/>
               </w:rPr>
             </w:pPr>
           </w:p>
@@ -2272,26 +3758,11 @@
                 <w:numId w:val="11"/>
               </w:numPr>
               <w:rPr>
-                <w:bCs/>
+                <w:rFonts w:eastAsia="Verdana"/>
               </w:rPr>
             </w:pPr>
             <w:r>
-              <w:rPr>
-                <w:bCs/>
-              </w:rPr>
-              <w:t xml:space="preserve">Screenshots </w:t>
-            </w:r>
-            <w:r>
-              <w:rPr>
-                <w:bCs/>
-              </w:rPr>
-              <w:t>related to the</w:t>
-            </w:r>
-            <w:r>
-              <w:rPr>
-                <w:bCs/>
-              </w:rPr>
-              <w:t xml:space="preserve"> Test Plan</w:t>
+              <w:t>Lessons Learned</w:t>
             </w:r>
           </w:p>
         </w:tc>
@@ -2302,15 +3773,9 @@
           <w:p>
             <w:pPr>
               <w:rPr>
-                <w:b/>
+                <w:rFonts w:eastAsia="Verdana"/>
               </w:rPr>
             </w:pPr>
-            <w:r>
-              <w:rPr>
-                <w:b/>
-              </w:rPr>
-              <w:t>Y</w:t>
-            </w:r>
           </w:p>
         </w:tc>
         <w:tc>
@@ -2320,11 +3785,11 @@
           <w:p>
             <w:pPr>
               <w:rPr>
-                <w:b/>
+                <w:rFonts w:eastAsia="Verdana"/>
               </w:rPr>
             </w:pPr>
             <w:r>
-              <w:t>Screenshots included.</w:t>
+              <w:t>included</w:t>
             </w:r>
           </w:p>
         </w:tc>
@@ -2337,7 +3802,7 @@
           <w:p>
             <w:pPr>
               <w:rPr>
-                <w:b/>
+                <w:rFonts w:eastAsia="Verdana"/>
               </w:rPr>
             </w:pPr>
           </w:p>
@@ -2353,392 +3818,29 @@
                 <w:ilvl w:val="0"/>
                 <w:numId w:val="11"/>
               </w:numPr>
+            </w:pPr>
+            <w:r>
+              <w:t>Checklist is completed and included in the Documentation</w:t>
+            </w:r>
+          </w:p>
+        </w:tc>
+        <w:tc>
+          <w:tcPr>
+            <w:tcW w:w="2070" w:type="dxa"/>
+          </w:tcPr>
+          <w:p/>
+        </w:tc>
+        <w:tc>
+          <w:tcPr>
+            <w:tcW w:w="1350" w:type="dxa"/>
+          </w:tcPr>
+          <w:p>
+            <w:pPr>
               <w:rPr>
-                <w:bCs/>
+                <w:rFonts w:eastAsia="Verdana"/>
               </w:rPr>
             </w:pPr>
             <w:r>
-              <w:rPr>
-                <w:bCs/>
-              </w:rPr>
-              <w:t xml:space="preserve">Screenshots of your GitHub account with </w:t>
-            </w:r>
-            <w:r>
-              <w:rPr>
-                <w:bCs/>
-              </w:rPr>
-              <w:t xml:space="preserve">submitted </w:t>
-            </w:r>
-            <w:r>
-              <w:rPr>
-                <w:bCs/>
-              </w:rPr>
-              <w:t>Assignment# (if required)</w:t>
-            </w:r>
-          </w:p>
-        </w:tc>
-        <w:tc>
-          <w:tcPr>
-            <w:tcW w:w="2070" w:type="dxa"/>
-          </w:tcPr>
-          <w:p>
-            <w:pPr>
-              <w:rPr>
-                <w:b/>
-              </w:rPr>
-            </w:pPr>
-            <w:r>
-              <w:rPr>
-                <w:b/>
-              </w:rPr>
-              <w:t>Y</w:t>
-            </w:r>
-          </w:p>
-        </w:tc>
-        <w:tc>
-          <w:tcPr>
-            <w:tcW w:w="1350" w:type="dxa"/>
-          </w:tcPr>
-          <w:p>
-            <w:pPr>
-              <w:rPr>
-                <w:b/>
-              </w:rPr>
-            </w:pPr>
-            <w:r>
-              <w:t>included</w:t>
-            </w:r>
-          </w:p>
-        </w:tc>
-      </w:tr>
-      <w:tr>
-        <w:tc>
-          <w:tcPr>
-            <w:tcW w:w="542" w:type="dxa"/>
-          </w:tcPr>
-          <w:p>
-            <w:pPr>
-              <w:rPr>
-                <w:b/>
-              </w:rPr>
-            </w:pPr>
-          </w:p>
-        </w:tc>
-        <w:tc>
-          <w:tcPr>
-            <w:tcW w:w="5508" w:type="dxa"/>
-          </w:tcPr>
-          <w:p>
-            <w:pPr>
-              <w:pStyle w:val="ListParagraph"/>
-              <w:numPr>
-                <w:ilvl w:val="0"/>
-                <w:numId w:val="11"/>
-              </w:numPr>
-              <w:rPr>
-                <w:bCs/>
-              </w:rPr>
-            </w:pPr>
-            <w:r>
-              <w:rPr>
-                <w:bCs/>
-              </w:rPr>
-              <w:t>UML Diagram (if required)</w:t>
-            </w:r>
-          </w:p>
-        </w:tc>
-        <w:tc>
-          <w:tcPr>
-            <w:tcW w:w="2070" w:type="dxa"/>
-          </w:tcPr>
-          <w:p>
-            <w:pPr>
-              <w:rPr>
-                <w:b/>
-              </w:rPr>
-            </w:pPr>
-          </w:p>
-        </w:tc>
-        <w:tc>
-          <w:tcPr>
-            <w:tcW w:w="1350" w:type="dxa"/>
-          </w:tcPr>
-          <w:p>
-            <w:pPr>
-              <w:rPr>
-                <w:b/>
-              </w:rPr>
-            </w:pPr>
-            <w:r>
-              <w:t>included</w:t>
-            </w:r>
-          </w:p>
-        </w:tc>
-      </w:tr>
-      <w:tr>
-        <w:tc>
-          <w:tcPr>
-            <w:tcW w:w="542" w:type="dxa"/>
-          </w:tcPr>
-          <w:p>
-            <w:pPr>
-              <w:rPr>
-                <w:rFonts w:ascii="Verdana" w:eastAsia="Verdana" w:hAnsi="Verdana" w:cs="Verdana"/>
-                <w:b/>
-              </w:rPr>
-            </w:pPr>
-          </w:p>
-        </w:tc>
-        <w:tc>
-          <w:tcPr>
-            <w:tcW w:w="5508" w:type="dxa"/>
-          </w:tcPr>
-          <w:p>
-            <w:pPr>
-              <w:pStyle w:val="ListParagraph"/>
-              <w:numPr>
-                <w:ilvl w:val="0"/>
-                <w:numId w:val="11"/>
-              </w:numPr>
-              <w:rPr>
-                <w:bCs/>
-              </w:rPr>
-            </w:pPr>
-            <w:r>
-              <w:rPr>
-                <w:bCs/>
-              </w:rPr>
-              <w:t>Algorithms/Pseudocode (if required)</w:t>
-            </w:r>
-          </w:p>
-        </w:tc>
-        <w:tc>
-          <w:tcPr>
-            <w:tcW w:w="2070" w:type="dxa"/>
-          </w:tcPr>
-          <w:p>
-            <w:pPr>
-              <w:rPr>
-                <w:rFonts w:ascii="Verdana" w:eastAsia="Verdana" w:hAnsi="Verdana" w:cs="Verdana"/>
-                <w:b/>
-              </w:rPr>
-            </w:pPr>
-          </w:p>
-        </w:tc>
-        <w:tc>
-          <w:tcPr>
-            <w:tcW w:w="1350" w:type="dxa"/>
-          </w:tcPr>
-          <w:p>
-            <w:pPr>
-              <w:rPr>
-                <w:rFonts w:ascii="Verdana" w:eastAsia="Verdana" w:hAnsi="Verdana" w:cs="Verdana"/>
-                <w:b/>
-              </w:rPr>
-            </w:pPr>
-            <w:r>
-              <w:t>included</w:t>
-            </w:r>
-          </w:p>
-        </w:tc>
-      </w:tr>
-      <w:tr>
-        <w:tc>
-          <w:tcPr>
-            <w:tcW w:w="542" w:type="dxa"/>
-          </w:tcPr>
-          <w:p>
-            <w:pPr>
-              <w:rPr>
-                <w:rFonts w:ascii="Verdana" w:eastAsia="Verdana" w:hAnsi="Verdana" w:cs="Verdana"/>
-                <w:b/>
-              </w:rPr>
-            </w:pPr>
-          </w:p>
-        </w:tc>
-        <w:tc>
-          <w:tcPr>
-            <w:tcW w:w="5508" w:type="dxa"/>
-          </w:tcPr>
-          <w:p>
-            <w:pPr>
-              <w:pStyle w:val="ListParagraph"/>
-              <w:numPr>
-                <w:ilvl w:val="0"/>
-                <w:numId w:val="11"/>
-              </w:numPr>
-              <w:rPr>
-                <w:rFonts w:ascii="Verdana" w:eastAsia="Verdana" w:hAnsi="Verdana" w:cs="Verdana"/>
-                <w:bCs/>
-              </w:rPr>
-            </w:pPr>
-            <w:r>
-              <w:rPr>
-                <w:bCs/>
-              </w:rPr>
-              <w:t>Flowchart (if required)</w:t>
-            </w:r>
-          </w:p>
-        </w:tc>
-        <w:tc>
-          <w:tcPr>
-            <w:tcW w:w="2070" w:type="dxa"/>
-          </w:tcPr>
-          <w:p>
-            <w:pPr>
-              <w:rPr>
-                <w:rFonts w:ascii="Verdana" w:eastAsia="Verdana" w:hAnsi="Verdana" w:cs="Verdana"/>
-                <w:b/>
-              </w:rPr>
-            </w:pPr>
-          </w:p>
-        </w:tc>
-        <w:tc>
-          <w:tcPr>
-            <w:tcW w:w="1350" w:type="dxa"/>
-          </w:tcPr>
-          <w:p>
-            <w:pPr>
-              <w:rPr>
-                <w:rFonts w:ascii="Verdana" w:eastAsia="Verdana" w:hAnsi="Verdana" w:cs="Verdana"/>
-                <w:b/>
-              </w:rPr>
-            </w:pPr>
-            <w:r>
-              <w:t>included</w:t>
-            </w:r>
-          </w:p>
-        </w:tc>
-      </w:tr>
-      <w:tr>
-        <w:tc>
-          <w:tcPr>
-            <w:tcW w:w="542" w:type="dxa"/>
-          </w:tcPr>
-          <w:p>
-            <w:pPr>
-              <w:rPr>
-                <w:rFonts w:ascii="Verdana" w:eastAsia="Verdana" w:hAnsi="Verdana" w:cs="Verdana"/>
-                <w:b/>
-              </w:rPr>
-            </w:pPr>
-          </w:p>
-        </w:tc>
-        <w:tc>
-          <w:tcPr>
-            <w:tcW w:w="5508" w:type="dxa"/>
-          </w:tcPr>
-          <w:p>
-            <w:pPr>
-              <w:pStyle w:val="ListParagraph"/>
-              <w:numPr>
-                <w:ilvl w:val="0"/>
-                <w:numId w:val="11"/>
-              </w:numPr>
-              <w:rPr>
-                <w:rFonts w:ascii="Verdana" w:eastAsia="Verdana" w:hAnsi="Verdana" w:cs="Verdana"/>
-                <w:bCs/>
-              </w:rPr>
-            </w:pPr>
-            <w:r>
-              <w:rPr>
-                <w:bCs/>
-              </w:rPr>
-              <w:t>Lessons Learned</w:t>
-            </w:r>
-          </w:p>
-        </w:tc>
-        <w:tc>
-          <w:tcPr>
-            <w:tcW w:w="2070" w:type="dxa"/>
-          </w:tcPr>
-          <w:p>
-            <w:pPr>
-              <w:rPr>
-                <w:rFonts w:ascii="Verdana" w:eastAsia="Verdana" w:hAnsi="Verdana" w:cs="Verdana"/>
-                <w:b/>
-              </w:rPr>
-            </w:pPr>
-          </w:p>
-        </w:tc>
-        <w:tc>
-          <w:tcPr>
-            <w:tcW w:w="1350" w:type="dxa"/>
-          </w:tcPr>
-          <w:p>
-            <w:pPr>
-              <w:rPr>
-                <w:rFonts w:ascii="Verdana" w:eastAsia="Verdana" w:hAnsi="Verdana" w:cs="Verdana"/>
-                <w:b/>
-              </w:rPr>
-            </w:pPr>
-            <w:r>
-              <w:t>included</w:t>
-            </w:r>
-          </w:p>
-        </w:tc>
-      </w:tr>
-      <w:tr>
-        <w:tc>
-          <w:tcPr>
-            <w:tcW w:w="542" w:type="dxa"/>
-          </w:tcPr>
-          <w:p>
-            <w:pPr>
-              <w:rPr>
-                <w:rFonts w:ascii="Verdana" w:eastAsia="Verdana" w:hAnsi="Verdana" w:cs="Verdana"/>
-                <w:bCs/>
-              </w:rPr>
-            </w:pPr>
-          </w:p>
-        </w:tc>
-        <w:tc>
-          <w:tcPr>
-            <w:tcW w:w="5508" w:type="dxa"/>
-          </w:tcPr>
-          <w:p>
-            <w:pPr>
-              <w:pStyle w:val="ListParagraph"/>
-              <w:numPr>
-                <w:ilvl w:val="0"/>
-                <w:numId w:val="11"/>
-              </w:numPr>
-              <w:rPr>
-                <w:bCs/>
-              </w:rPr>
-            </w:pPr>
-            <w:r>
-              <w:rPr>
-                <w:bCs/>
-              </w:rPr>
-              <w:t>Checklist is completed and included in the Documentation</w:t>
-            </w:r>
-          </w:p>
-        </w:tc>
-        <w:tc>
-          <w:tcPr>
-            <w:tcW w:w="2070" w:type="dxa"/>
-          </w:tcPr>
-          <w:p>
-            <w:pPr>
-              <w:rPr>
-                <w:bCs/>
-              </w:rPr>
-            </w:pPr>
-          </w:p>
-        </w:tc>
-        <w:tc>
-          <w:tcPr>
-            <w:tcW w:w="1350" w:type="dxa"/>
-          </w:tcPr>
-          <w:p>
-            <w:pPr>
-              <w:rPr>
-                <w:rFonts w:ascii="Verdana" w:eastAsia="Verdana" w:hAnsi="Verdana" w:cs="Verdana"/>
-                <w:bCs/>
-              </w:rPr>
-            </w:pPr>
-            <w:r>
               <w:t>Completed</w:t>
             </w:r>
           </w:p>
@@ -2750,9 +3852,6 @@
         <w:autoSpaceDE w:val="0"/>
         <w:autoSpaceDN w:val="0"/>
         <w:adjustRightInd w:val="0"/>
-        <w:rPr>
-          <w:bCs/>
-        </w:rPr>
       </w:pPr>
     </w:p>
     <w:sectPr>
